--- a/flow/20230914_vu_template/drafts/2025-01-g/02-ЧТ-Сильвестра, папи Римського.docx
+++ b/flow/20230914_vu_template/drafts/2025-01-g/02-ЧТ-Сильвестра, папи Римського.docx
@@ -2296,294 +2296,7 @@
           <w:rFonts w:ascii="Times New Roman" w:hAnsi="Times New Roman"/>
           <w:sz w:val="24"/>
         </w:rPr>
-        <w:t xml:space="preserve"> </w:t>
-      </w:r>
-      <w:r>
-        <w:rPr>
-          <w:rFonts w:ascii="Times New Roman" w:hAnsi="Times New Roman"/>
-          <w:sz w:val="24"/>
-        </w:rPr>
-        <w:t>Бо</w:t>
-      </w:r>
-      <w:r>
-        <w:rPr>
-          <w:rFonts w:ascii="Times New Roman" w:hAnsi="Times New Roman"/>
-          <w:sz w:val="24"/>
-        </w:rPr>
-        <w:t xml:space="preserve"> </w:t>
-      </w:r>
-      <w:r>
-        <w:rPr>
-          <w:rFonts w:ascii="Times New Roman" w:hAnsi="Times New Roman"/>
-          <w:sz w:val="24"/>
-        </w:rPr>
-        <w:t>Твоє</w:t>
-      </w:r>
-      <w:r>
-        <w:rPr>
-          <w:rFonts w:ascii="Times New Roman" w:hAnsi="Times New Roman"/>
-          <w:sz w:val="24"/>
-        </w:rPr>
-        <w:t xml:space="preserve"> </w:t>
-      </w:r>
-      <w:r>
-        <w:rPr>
-          <w:rFonts w:ascii="Times New Roman" w:hAnsi="Times New Roman"/>
-          <w:sz w:val="24"/>
-        </w:rPr>
-        <w:t>є</w:t>
-      </w:r>
-      <w:r>
-        <w:rPr>
-          <w:rFonts w:ascii="Times New Roman" w:hAnsi="Times New Roman"/>
-          <w:sz w:val="24"/>
-        </w:rPr>
-        <w:t xml:space="preserve"> </w:t>
-      </w:r>
-      <w:r>
-        <w:rPr>
-          <w:rFonts w:ascii="Times New Roman" w:hAnsi="Times New Roman"/>
-          <w:sz w:val="24"/>
-        </w:rPr>
-        <w:t>царство,</w:t>
-      </w:r>
-      <w:r>
-        <w:rPr>
-          <w:rFonts w:ascii="Times New Roman" w:hAnsi="Times New Roman"/>
-          <w:sz w:val="24"/>
-        </w:rPr>
-        <w:t xml:space="preserve"> </w:t>
-      </w:r>
-      <w:r>
-        <w:rPr>
-          <w:rFonts w:ascii="Times New Roman" w:hAnsi="Times New Roman"/>
-          <w:sz w:val="24"/>
-        </w:rPr>
-        <w:t>і</w:t>
-      </w:r>
-      <w:r>
-        <w:rPr>
-          <w:rFonts w:ascii="Times New Roman" w:hAnsi="Times New Roman"/>
-          <w:sz w:val="24"/>
-        </w:rPr>
-        <w:t xml:space="preserve"> </w:t>
-      </w:r>
-      <w:r>
-        <w:rPr>
-          <w:rFonts w:ascii="Times New Roman" w:hAnsi="Times New Roman"/>
-          <w:sz w:val="24"/>
-        </w:rPr>
-        <w:t>сила,</w:t>
-      </w:r>
-      <w:r>
-        <w:rPr>
-          <w:rFonts w:ascii="Times New Roman" w:hAnsi="Times New Roman"/>
-          <w:sz w:val="24"/>
-        </w:rPr>
-        <w:t xml:space="preserve"> </w:t>
-      </w:r>
-      <w:r>
-        <w:rPr>
-          <w:rFonts w:ascii="Times New Roman" w:hAnsi="Times New Roman"/>
-          <w:sz w:val="24"/>
-        </w:rPr>
-        <w:t>і</w:t>
-      </w:r>
-      <w:r>
-        <w:rPr>
-          <w:rFonts w:ascii="Times New Roman" w:hAnsi="Times New Roman"/>
-          <w:sz w:val="24"/>
-        </w:rPr>
-        <w:t xml:space="preserve"> </w:t>
-      </w:r>
-      <w:r>
-        <w:rPr>
-          <w:rFonts w:ascii="Times New Roman" w:hAnsi="Times New Roman"/>
-          <w:sz w:val="24"/>
-        </w:rPr>
-        <w:t>слава,</w:t>
-      </w:r>
-      <w:r>
-        <w:rPr>
-          <w:rFonts w:ascii="Times New Roman" w:hAnsi="Times New Roman"/>
-          <w:sz w:val="24"/>
-        </w:rPr>
-        <w:t xml:space="preserve"> </w:t>
-      </w:r>
-      <w:r>
-        <w:rPr>
-          <w:rFonts w:ascii="Times New Roman" w:hAnsi="Times New Roman"/>
-          <w:sz w:val="24"/>
-        </w:rPr>
-        <w:t>Отця,</w:t>
-      </w:r>
-      <w:r>
-        <w:rPr>
-          <w:rFonts w:ascii="Times New Roman" w:hAnsi="Times New Roman"/>
-          <w:sz w:val="24"/>
-        </w:rPr>
-        <w:t xml:space="preserve"> </w:t>
-      </w:r>
-      <w:r>
-        <w:rPr>
-          <w:rFonts w:ascii="Times New Roman" w:hAnsi="Times New Roman"/>
-          <w:sz w:val="24"/>
-        </w:rPr>
-        <w:t>і</w:t>
-      </w:r>
-      <w:r>
-        <w:rPr>
-          <w:rFonts w:ascii="Times New Roman" w:hAnsi="Times New Roman"/>
-          <w:sz w:val="24"/>
-        </w:rPr>
-        <w:t xml:space="preserve"> </w:t>
-      </w:r>
-      <w:r>
-        <w:rPr>
-          <w:rFonts w:ascii="Times New Roman" w:hAnsi="Times New Roman"/>
-          <w:sz w:val="24"/>
-        </w:rPr>
-        <w:t>Сина,</w:t>
-      </w:r>
-      <w:r>
-        <w:rPr>
-          <w:rFonts w:ascii="Times New Roman" w:hAnsi="Times New Roman"/>
-          <w:sz w:val="24"/>
-        </w:rPr>
-        <w:t xml:space="preserve"> </w:t>
-      </w:r>
-      <w:r>
-        <w:rPr>
-          <w:rFonts w:ascii="Times New Roman" w:hAnsi="Times New Roman"/>
-          <w:sz w:val="24"/>
-        </w:rPr>
-        <w:t>і</w:t>
-      </w:r>
-      <w:r>
-        <w:rPr>
-          <w:rFonts w:ascii="Times New Roman" w:hAnsi="Times New Roman"/>
-          <w:sz w:val="24"/>
-        </w:rPr>
-        <w:t xml:space="preserve"> </w:t>
-      </w:r>
-      <w:r>
-        <w:rPr>
-          <w:rFonts w:ascii="Times New Roman" w:hAnsi="Times New Roman"/>
-          <w:sz w:val="24"/>
-        </w:rPr>
-        <w:t>Святого</w:t>
-      </w:r>
-      <w:r>
-        <w:rPr>
-          <w:rFonts w:ascii="Times New Roman" w:hAnsi="Times New Roman"/>
-          <w:sz w:val="24"/>
-        </w:rPr>
-        <w:t xml:space="preserve"> </w:t>
-      </w:r>
-      <w:r>
-        <w:rPr>
-          <w:rFonts w:ascii="Times New Roman" w:hAnsi="Times New Roman"/>
-          <w:sz w:val="24"/>
-        </w:rPr>
-        <w:t>Духа,</w:t>
-      </w:r>
-      <w:r>
-        <w:rPr>
-          <w:rFonts w:ascii="Times New Roman" w:hAnsi="Times New Roman"/>
-          <w:sz w:val="24"/>
-        </w:rPr>
-        <w:t xml:space="preserve"> </w:t>
-      </w:r>
-      <w:r>
-        <w:rPr>
-          <w:rFonts w:ascii="Times New Roman" w:hAnsi="Times New Roman"/>
-          <w:sz w:val="24"/>
-        </w:rPr>
-        <w:t>нині,</w:t>
-      </w:r>
-      <w:r>
-        <w:rPr>
-          <w:rFonts w:ascii="Times New Roman" w:hAnsi="Times New Roman"/>
-          <w:sz w:val="24"/>
-        </w:rPr>
-        <w:t xml:space="preserve"> </w:t>
-      </w:r>
-      <w:r>
-        <w:rPr>
-          <w:rFonts w:ascii="Times New Roman" w:hAnsi="Times New Roman"/>
-          <w:sz w:val="24"/>
-        </w:rPr>
-        <w:t>і</w:t>
-      </w:r>
-      <w:r>
-        <w:rPr>
-          <w:rFonts w:ascii="Times New Roman" w:hAnsi="Times New Roman"/>
-          <w:sz w:val="24"/>
-        </w:rPr>
-        <w:t xml:space="preserve"> </w:t>
-      </w:r>
-      <w:r>
-        <w:rPr>
-          <w:rFonts w:ascii="Times New Roman" w:hAnsi="Times New Roman"/>
-          <w:sz w:val="24"/>
-        </w:rPr>
-        <w:t>повсякчас,</w:t>
-      </w:r>
-      <w:r>
-        <w:rPr>
-          <w:rFonts w:ascii="Times New Roman" w:hAnsi="Times New Roman"/>
-          <w:sz w:val="24"/>
-        </w:rPr>
-        <w:t xml:space="preserve"> </w:t>
-      </w:r>
-      <w:r>
-        <w:rPr>
-          <w:rFonts w:ascii="Times New Roman" w:hAnsi="Times New Roman"/>
-          <w:sz w:val="24"/>
-        </w:rPr>
-        <w:t>і</w:t>
-      </w:r>
-      <w:r>
-        <w:rPr>
-          <w:rFonts w:ascii="Times New Roman" w:hAnsi="Times New Roman"/>
-          <w:sz w:val="24"/>
-        </w:rPr>
-        <w:t xml:space="preserve"> </w:t>
-      </w:r>
-      <w:r>
-        <w:rPr>
-          <w:rFonts w:ascii="Times New Roman" w:hAnsi="Times New Roman"/>
-          <w:sz w:val="24"/>
-        </w:rPr>
-        <w:t>на</w:t>
-      </w:r>
-      <w:r>
-        <w:rPr>
-          <w:rFonts w:ascii="Times New Roman" w:hAnsi="Times New Roman"/>
-          <w:sz w:val="24"/>
-        </w:rPr>
-        <w:t xml:space="preserve"> </w:t>
-      </w:r>
-      <w:r>
-        <w:rPr>
-          <w:rFonts w:ascii="Times New Roman" w:hAnsi="Times New Roman"/>
-          <w:sz w:val="24"/>
-        </w:rPr>
-        <w:t>віки</w:t>
-      </w:r>
-      <w:r>
-        <w:rPr>
-          <w:rFonts w:ascii="Times New Roman" w:hAnsi="Times New Roman"/>
-          <w:sz w:val="24"/>
-        </w:rPr>
-        <w:t xml:space="preserve"> </w:t>
-      </w:r>
-      <w:r>
-        <w:rPr>
-          <w:rFonts w:ascii="Times New Roman" w:hAnsi="Times New Roman"/>
-          <w:sz w:val="24"/>
-        </w:rPr>
-        <w:t>віків.</w:t>
+        <w:t xml:space="preserve"> Бо Твоє є царство, і сила, і слава, Отця, і Сина, і Святого Духа, нині, і повсякчас, і на віки віків.</w:t>
       </w:r>
     </w:p>
     <w:p>
@@ -13448,7 +13161,7 @@
         <w:rPr>
           <w:rFonts w:ascii="Times New Roman" w:hAnsi="Times New Roman"/>
           <w:i/>
-          <w:color w:val="FF4400"/>
+          <w:color w:val="FF0000"/>
           <w:sz w:val="24"/>
         </w:rPr>
         <w:t>Священник:</w:t>
@@ -13458,294 +13171,7 @@
           <w:rFonts w:ascii="Times New Roman" w:hAnsi="Times New Roman"/>
           <w:sz w:val="24"/>
         </w:rPr>
-        <w:t xml:space="preserve"> </w:t>
-      </w:r>
-      <w:r>
-        <w:rPr>
-          <w:rFonts w:ascii="Times New Roman" w:hAnsi="Times New Roman"/>
-          <w:sz w:val="24"/>
-        </w:rPr>
-        <w:t>Бо</w:t>
-      </w:r>
-      <w:r>
-        <w:rPr>
-          <w:rFonts w:ascii="Times New Roman" w:hAnsi="Times New Roman"/>
-          <w:sz w:val="24"/>
-        </w:rPr>
-        <w:t xml:space="preserve"> </w:t>
-      </w:r>
-      <w:r>
-        <w:rPr>
-          <w:rFonts w:ascii="Times New Roman" w:hAnsi="Times New Roman"/>
-          <w:sz w:val="24"/>
-        </w:rPr>
-        <w:t>Тобі</w:t>
-      </w:r>
-      <w:r>
-        <w:rPr>
-          <w:rFonts w:ascii="Times New Roman" w:hAnsi="Times New Roman"/>
-          <w:sz w:val="24"/>
-        </w:rPr>
-        <w:t xml:space="preserve"> </w:t>
-      </w:r>
-      <w:r>
-        <w:rPr>
-          <w:rFonts w:ascii="Times New Roman" w:hAnsi="Times New Roman"/>
-          <w:sz w:val="24"/>
-        </w:rPr>
-        <w:t>належить</w:t>
-      </w:r>
-      <w:r>
-        <w:rPr>
-          <w:rFonts w:ascii="Times New Roman" w:hAnsi="Times New Roman"/>
-          <w:sz w:val="24"/>
-        </w:rPr>
-        <w:t xml:space="preserve"> </w:t>
-      </w:r>
-      <w:r>
-        <w:rPr>
-          <w:rFonts w:ascii="Times New Roman" w:hAnsi="Times New Roman"/>
-          <w:sz w:val="24"/>
-        </w:rPr>
-        <w:t>усяка</w:t>
-      </w:r>
-      <w:r>
-        <w:rPr>
-          <w:rFonts w:ascii="Times New Roman" w:hAnsi="Times New Roman"/>
-          <w:sz w:val="24"/>
-        </w:rPr>
-        <w:t xml:space="preserve"> </w:t>
-      </w:r>
-      <w:r>
-        <w:rPr>
-          <w:rFonts w:ascii="Times New Roman" w:hAnsi="Times New Roman"/>
-          <w:sz w:val="24"/>
-        </w:rPr>
-        <w:t>слава,</w:t>
-      </w:r>
-      <w:r>
-        <w:rPr>
-          <w:rFonts w:ascii="Times New Roman" w:hAnsi="Times New Roman"/>
-          <w:sz w:val="24"/>
-        </w:rPr>
-        <w:t xml:space="preserve"> </w:t>
-      </w:r>
-      <w:r>
-        <w:rPr>
-          <w:rFonts w:ascii="Times New Roman" w:hAnsi="Times New Roman"/>
-          <w:sz w:val="24"/>
-        </w:rPr>
-        <w:t>честь</w:t>
-      </w:r>
-      <w:r>
-        <w:rPr>
-          <w:rFonts w:ascii="Times New Roman" w:hAnsi="Times New Roman"/>
-          <w:sz w:val="24"/>
-        </w:rPr>
-        <w:t xml:space="preserve"> </w:t>
-      </w:r>
-      <w:r>
-        <w:rPr>
-          <w:rFonts w:ascii="Times New Roman" w:hAnsi="Times New Roman"/>
-          <w:sz w:val="24"/>
-        </w:rPr>
-        <w:t>і</w:t>
-      </w:r>
-      <w:r>
-        <w:rPr>
-          <w:rFonts w:ascii="Times New Roman" w:hAnsi="Times New Roman"/>
-          <w:sz w:val="24"/>
-        </w:rPr>
-        <w:t xml:space="preserve"> </w:t>
-      </w:r>
-      <w:r>
-        <w:rPr>
-          <w:rFonts w:ascii="Times New Roman" w:hAnsi="Times New Roman"/>
-          <w:sz w:val="24"/>
-        </w:rPr>
-        <w:t>поклоніння,</w:t>
-      </w:r>
-      <w:r>
-        <w:rPr>
-          <w:rFonts w:ascii="Times New Roman" w:hAnsi="Times New Roman"/>
-          <w:sz w:val="24"/>
-        </w:rPr>
-        <w:t xml:space="preserve"> </w:t>
-      </w:r>
-      <w:r>
-        <w:rPr>
-          <w:rFonts w:ascii="Times New Roman" w:hAnsi="Times New Roman"/>
-          <w:sz w:val="24"/>
-        </w:rPr>
-        <w:t>Отцю,</w:t>
-      </w:r>
-      <w:r>
-        <w:rPr>
-          <w:rFonts w:ascii="Times New Roman" w:hAnsi="Times New Roman"/>
-          <w:sz w:val="24"/>
-        </w:rPr>
-        <w:t xml:space="preserve"> </w:t>
-      </w:r>
-      <w:r>
-        <w:rPr>
-          <w:rFonts w:ascii="Times New Roman" w:hAnsi="Times New Roman"/>
-          <w:sz w:val="24"/>
-        </w:rPr>
-        <w:t>і</w:t>
-      </w:r>
-      <w:r>
-        <w:rPr>
-          <w:rFonts w:ascii="Times New Roman" w:hAnsi="Times New Roman"/>
-          <w:sz w:val="24"/>
-        </w:rPr>
-        <w:t xml:space="preserve"> </w:t>
-      </w:r>
-      <w:r>
-        <w:rPr>
-          <w:rFonts w:ascii="Times New Roman" w:hAnsi="Times New Roman"/>
-          <w:sz w:val="24"/>
-        </w:rPr>
-        <w:t>Сину,</w:t>
-      </w:r>
-      <w:r>
-        <w:rPr>
-          <w:rFonts w:ascii="Times New Roman" w:hAnsi="Times New Roman"/>
-          <w:sz w:val="24"/>
-        </w:rPr>
-        <w:t xml:space="preserve"> </w:t>
-      </w:r>
-      <w:r>
-        <w:rPr>
-          <w:rFonts w:ascii="Times New Roman" w:hAnsi="Times New Roman"/>
-          <w:sz w:val="24"/>
-        </w:rPr>
-        <w:t>і</w:t>
-      </w:r>
-      <w:r>
-        <w:rPr>
-          <w:rFonts w:ascii="Times New Roman" w:hAnsi="Times New Roman"/>
-          <w:sz w:val="24"/>
-        </w:rPr>
-        <w:t xml:space="preserve"> </w:t>
-      </w:r>
-      <w:r>
-        <w:rPr>
-          <w:rFonts w:ascii="Times New Roman" w:hAnsi="Times New Roman"/>
-          <w:sz w:val="24"/>
-        </w:rPr>
-        <w:t>Святому</w:t>
-      </w:r>
-      <w:r>
-        <w:rPr>
-          <w:rFonts w:ascii="Times New Roman" w:hAnsi="Times New Roman"/>
-          <w:sz w:val="24"/>
-        </w:rPr>
-        <w:t xml:space="preserve"> </w:t>
-      </w:r>
-      <w:r>
-        <w:rPr>
-          <w:rFonts w:ascii="Times New Roman" w:hAnsi="Times New Roman"/>
-          <w:sz w:val="24"/>
-        </w:rPr>
-        <w:t>Духові,</w:t>
-      </w:r>
-      <w:r>
-        <w:rPr>
-          <w:rFonts w:ascii="Times New Roman" w:hAnsi="Times New Roman"/>
-          <w:sz w:val="24"/>
-        </w:rPr>
-        <w:t xml:space="preserve"> </w:t>
-      </w:r>
-      <w:r>
-        <w:rPr>
-          <w:rFonts w:ascii="Times New Roman" w:hAnsi="Times New Roman"/>
-          <w:sz w:val="24"/>
-        </w:rPr>
-        <w:t>нині,</w:t>
-      </w:r>
-      <w:r>
-        <w:rPr>
-          <w:rFonts w:ascii="Times New Roman" w:hAnsi="Times New Roman"/>
-          <w:sz w:val="24"/>
-        </w:rPr>
-        <w:t xml:space="preserve"> </w:t>
-      </w:r>
-      <w:r>
-        <w:rPr>
-          <w:rFonts w:ascii="Times New Roman" w:hAnsi="Times New Roman"/>
-          <w:sz w:val="24"/>
-        </w:rPr>
-        <w:t>і</w:t>
-      </w:r>
-      <w:r>
-        <w:rPr>
-          <w:rFonts w:ascii="Times New Roman" w:hAnsi="Times New Roman"/>
-          <w:sz w:val="24"/>
-        </w:rPr>
-        <w:t xml:space="preserve"> </w:t>
-      </w:r>
-      <w:r>
-        <w:rPr>
-          <w:rFonts w:ascii="Times New Roman" w:hAnsi="Times New Roman"/>
-          <w:sz w:val="24"/>
-        </w:rPr>
-        <w:t>повсякчас,</w:t>
-      </w:r>
-      <w:r>
-        <w:rPr>
-          <w:rFonts w:ascii="Times New Roman" w:hAnsi="Times New Roman"/>
-          <w:sz w:val="24"/>
-        </w:rPr>
-        <w:t xml:space="preserve"> </w:t>
-      </w:r>
-      <w:r>
-        <w:rPr>
-          <w:rFonts w:ascii="Times New Roman" w:hAnsi="Times New Roman"/>
-          <w:sz w:val="24"/>
-        </w:rPr>
-        <w:t>і</w:t>
-      </w:r>
-      <w:r>
-        <w:rPr>
-          <w:rFonts w:ascii="Times New Roman" w:hAnsi="Times New Roman"/>
-          <w:sz w:val="24"/>
-        </w:rPr>
-        <w:t xml:space="preserve"> </w:t>
-      </w:r>
-      <w:r>
-        <w:rPr>
-          <w:rFonts w:ascii="Times New Roman" w:hAnsi="Times New Roman"/>
-          <w:sz w:val="24"/>
-        </w:rPr>
-        <w:t>на</w:t>
-      </w:r>
-      <w:r>
-        <w:rPr>
-          <w:rFonts w:ascii="Times New Roman" w:hAnsi="Times New Roman"/>
-          <w:sz w:val="24"/>
-        </w:rPr>
-        <w:t xml:space="preserve"> </w:t>
-      </w:r>
-      <w:r>
-        <w:rPr>
-          <w:rFonts w:ascii="Times New Roman" w:hAnsi="Times New Roman"/>
-          <w:sz w:val="24"/>
-        </w:rPr>
-        <w:t>віки</w:t>
-      </w:r>
-      <w:r>
-        <w:rPr>
-          <w:rFonts w:ascii="Times New Roman" w:hAnsi="Times New Roman"/>
-          <w:sz w:val="24"/>
-        </w:rPr>
-        <w:t xml:space="preserve"> </w:t>
-      </w:r>
-      <w:r>
-        <w:rPr>
-          <w:rFonts w:ascii="Times New Roman" w:hAnsi="Times New Roman"/>
-          <w:sz w:val="24"/>
-        </w:rPr>
-        <w:t>віків.</w:t>
+        <w:t xml:space="preserve"> Бо Тобі належить усяка слава, честь і поклоніння, Отцю, і Сину, і Святому Духові, нині, і повсякчас, і на віки віків.</w:t>
       </w:r>
     </w:p>
     <w:p>
@@ -27182,294 +26608,7 @@
           <w:rFonts w:ascii="Times New Roman" w:hAnsi="Times New Roman"/>
           <w:sz w:val="24"/>
         </w:rPr>
-        <w:t xml:space="preserve"> </w:t>
-      </w:r>
-      <w:r>
-        <w:rPr>
-          <w:rFonts w:ascii="Times New Roman" w:hAnsi="Times New Roman"/>
-          <w:sz w:val="24"/>
-        </w:rPr>
-        <w:t>Бо</w:t>
-      </w:r>
-      <w:r>
-        <w:rPr>
-          <w:rFonts w:ascii="Times New Roman" w:hAnsi="Times New Roman"/>
-          <w:sz w:val="24"/>
-        </w:rPr>
-        <w:t xml:space="preserve"> </w:t>
-      </w:r>
-      <w:r>
-        <w:rPr>
-          <w:rFonts w:ascii="Times New Roman" w:hAnsi="Times New Roman"/>
-          <w:sz w:val="24"/>
-        </w:rPr>
-        <w:t>Твоє</w:t>
-      </w:r>
-      <w:r>
-        <w:rPr>
-          <w:rFonts w:ascii="Times New Roman" w:hAnsi="Times New Roman"/>
-          <w:sz w:val="24"/>
-        </w:rPr>
-        <w:t xml:space="preserve"> </w:t>
-      </w:r>
-      <w:r>
-        <w:rPr>
-          <w:rFonts w:ascii="Times New Roman" w:hAnsi="Times New Roman"/>
-          <w:sz w:val="24"/>
-        </w:rPr>
-        <w:t>є</w:t>
-      </w:r>
-      <w:r>
-        <w:rPr>
-          <w:rFonts w:ascii="Times New Roman" w:hAnsi="Times New Roman"/>
-          <w:sz w:val="24"/>
-        </w:rPr>
-        <w:t xml:space="preserve"> </w:t>
-      </w:r>
-      <w:r>
-        <w:rPr>
-          <w:rFonts w:ascii="Times New Roman" w:hAnsi="Times New Roman"/>
-          <w:sz w:val="24"/>
-        </w:rPr>
-        <w:t>царство,</w:t>
-      </w:r>
-      <w:r>
-        <w:rPr>
-          <w:rFonts w:ascii="Times New Roman" w:hAnsi="Times New Roman"/>
-          <w:sz w:val="24"/>
-        </w:rPr>
-        <w:t xml:space="preserve"> </w:t>
-      </w:r>
-      <w:r>
-        <w:rPr>
-          <w:rFonts w:ascii="Times New Roman" w:hAnsi="Times New Roman"/>
-          <w:sz w:val="24"/>
-        </w:rPr>
-        <w:t>і</w:t>
-      </w:r>
-      <w:r>
-        <w:rPr>
-          <w:rFonts w:ascii="Times New Roman" w:hAnsi="Times New Roman"/>
-          <w:sz w:val="24"/>
-        </w:rPr>
-        <w:t xml:space="preserve"> </w:t>
-      </w:r>
-      <w:r>
-        <w:rPr>
-          <w:rFonts w:ascii="Times New Roman" w:hAnsi="Times New Roman"/>
-          <w:sz w:val="24"/>
-        </w:rPr>
-        <w:t>сила,</w:t>
-      </w:r>
-      <w:r>
-        <w:rPr>
-          <w:rFonts w:ascii="Times New Roman" w:hAnsi="Times New Roman"/>
-          <w:sz w:val="24"/>
-        </w:rPr>
-        <w:t xml:space="preserve"> </w:t>
-      </w:r>
-      <w:r>
-        <w:rPr>
-          <w:rFonts w:ascii="Times New Roman" w:hAnsi="Times New Roman"/>
-          <w:sz w:val="24"/>
-        </w:rPr>
-        <w:t>і</w:t>
-      </w:r>
-      <w:r>
-        <w:rPr>
-          <w:rFonts w:ascii="Times New Roman" w:hAnsi="Times New Roman"/>
-          <w:sz w:val="24"/>
-        </w:rPr>
-        <w:t xml:space="preserve"> </w:t>
-      </w:r>
-      <w:r>
-        <w:rPr>
-          <w:rFonts w:ascii="Times New Roman" w:hAnsi="Times New Roman"/>
-          <w:sz w:val="24"/>
-        </w:rPr>
-        <w:t>слава,</w:t>
-      </w:r>
-      <w:r>
-        <w:rPr>
-          <w:rFonts w:ascii="Times New Roman" w:hAnsi="Times New Roman"/>
-          <w:sz w:val="24"/>
-        </w:rPr>
-        <w:t xml:space="preserve"> </w:t>
-      </w:r>
-      <w:r>
-        <w:rPr>
-          <w:rFonts w:ascii="Times New Roman" w:hAnsi="Times New Roman"/>
-          <w:sz w:val="24"/>
-        </w:rPr>
-        <w:t>Отця,</w:t>
-      </w:r>
-      <w:r>
-        <w:rPr>
-          <w:rFonts w:ascii="Times New Roman" w:hAnsi="Times New Roman"/>
-          <w:sz w:val="24"/>
-        </w:rPr>
-        <w:t xml:space="preserve"> </w:t>
-      </w:r>
-      <w:r>
-        <w:rPr>
-          <w:rFonts w:ascii="Times New Roman" w:hAnsi="Times New Roman"/>
-          <w:sz w:val="24"/>
-        </w:rPr>
-        <w:t>і</w:t>
-      </w:r>
-      <w:r>
-        <w:rPr>
-          <w:rFonts w:ascii="Times New Roman" w:hAnsi="Times New Roman"/>
-          <w:sz w:val="24"/>
-        </w:rPr>
-        <w:t xml:space="preserve"> </w:t>
-      </w:r>
-      <w:r>
-        <w:rPr>
-          <w:rFonts w:ascii="Times New Roman" w:hAnsi="Times New Roman"/>
-          <w:sz w:val="24"/>
-        </w:rPr>
-        <w:t>Сина,</w:t>
-      </w:r>
-      <w:r>
-        <w:rPr>
-          <w:rFonts w:ascii="Times New Roman" w:hAnsi="Times New Roman"/>
-          <w:sz w:val="24"/>
-        </w:rPr>
-        <w:t xml:space="preserve"> </w:t>
-      </w:r>
-      <w:r>
-        <w:rPr>
-          <w:rFonts w:ascii="Times New Roman" w:hAnsi="Times New Roman"/>
-          <w:sz w:val="24"/>
-        </w:rPr>
-        <w:t>і</w:t>
-      </w:r>
-      <w:r>
-        <w:rPr>
-          <w:rFonts w:ascii="Times New Roman" w:hAnsi="Times New Roman"/>
-          <w:sz w:val="24"/>
-        </w:rPr>
-        <w:t xml:space="preserve"> </w:t>
-      </w:r>
-      <w:r>
-        <w:rPr>
-          <w:rFonts w:ascii="Times New Roman" w:hAnsi="Times New Roman"/>
-          <w:sz w:val="24"/>
-        </w:rPr>
-        <w:t>Святого</w:t>
-      </w:r>
-      <w:r>
-        <w:rPr>
-          <w:rFonts w:ascii="Times New Roman" w:hAnsi="Times New Roman"/>
-          <w:sz w:val="24"/>
-        </w:rPr>
-        <w:t xml:space="preserve"> </w:t>
-      </w:r>
-      <w:r>
-        <w:rPr>
-          <w:rFonts w:ascii="Times New Roman" w:hAnsi="Times New Roman"/>
-          <w:sz w:val="24"/>
-        </w:rPr>
-        <w:t>Духа,</w:t>
-      </w:r>
-      <w:r>
-        <w:rPr>
-          <w:rFonts w:ascii="Times New Roman" w:hAnsi="Times New Roman"/>
-          <w:sz w:val="24"/>
-        </w:rPr>
-        <w:t xml:space="preserve"> </w:t>
-      </w:r>
-      <w:r>
-        <w:rPr>
-          <w:rFonts w:ascii="Times New Roman" w:hAnsi="Times New Roman"/>
-          <w:sz w:val="24"/>
-        </w:rPr>
-        <w:t>нині,</w:t>
-      </w:r>
-      <w:r>
-        <w:rPr>
-          <w:rFonts w:ascii="Times New Roman" w:hAnsi="Times New Roman"/>
-          <w:sz w:val="24"/>
-        </w:rPr>
-        <w:t xml:space="preserve"> </w:t>
-      </w:r>
-      <w:r>
-        <w:rPr>
-          <w:rFonts w:ascii="Times New Roman" w:hAnsi="Times New Roman"/>
-          <w:sz w:val="24"/>
-        </w:rPr>
-        <w:t>і</w:t>
-      </w:r>
-      <w:r>
-        <w:rPr>
-          <w:rFonts w:ascii="Times New Roman" w:hAnsi="Times New Roman"/>
-          <w:sz w:val="24"/>
-        </w:rPr>
-        <w:t xml:space="preserve"> </w:t>
-      </w:r>
-      <w:r>
-        <w:rPr>
-          <w:rFonts w:ascii="Times New Roman" w:hAnsi="Times New Roman"/>
-          <w:sz w:val="24"/>
-        </w:rPr>
-        <w:t>повсякчас,</w:t>
-      </w:r>
-      <w:r>
-        <w:rPr>
-          <w:rFonts w:ascii="Times New Roman" w:hAnsi="Times New Roman"/>
-          <w:sz w:val="24"/>
-        </w:rPr>
-        <w:t xml:space="preserve"> </w:t>
-      </w:r>
-      <w:r>
-        <w:rPr>
-          <w:rFonts w:ascii="Times New Roman" w:hAnsi="Times New Roman"/>
-          <w:sz w:val="24"/>
-        </w:rPr>
-        <w:t>і</w:t>
-      </w:r>
-      <w:r>
-        <w:rPr>
-          <w:rFonts w:ascii="Times New Roman" w:hAnsi="Times New Roman"/>
-          <w:sz w:val="24"/>
-        </w:rPr>
-        <w:t xml:space="preserve"> </w:t>
-      </w:r>
-      <w:r>
-        <w:rPr>
-          <w:rFonts w:ascii="Times New Roman" w:hAnsi="Times New Roman"/>
-          <w:sz w:val="24"/>
-        </w:rPr>
-        <w:t>на</w:t>
-      </w:r>
-      <w:r>
-        <w:rPr>
-          <w:rFonts w:ascii="Times New Roman" w:hAnsi="Times New Roman"/>
-          <w:sz w:val="24"/>
-        </w:rPr>
-        <w:t xml:space="preserve"> </w:t>
-      </w:r>
-      <w:r>
-        <w:rPr>
-          <w:rFonts w:ascii="Times New Roman" w:hAnsi="Times New Roman"/>
-          <w:sz w:val="24"/>
-        </w:rPr>
-        <w:t>віки</w:t>
-      </w:r>
-      <w:r>
-        <w:rPr>
-          <w:rFonts w:ascii="Times New Roman" w:hAnsi="Times New Roman"/>
-          <w:sz w:val="24"/>
-        </w:rPr>
-        <w:t xml:space="preserve"> </w:t>
-      </w:r>
-      <w:r>
-        <w:rPr>
-          <w:rFonts w:ascii="Times New Roman" w:hAnsi="Times New Roman"/>
-          <w:sz w:val="24"/>
-        </w:rPr>
-        <w:t>віків.</w:t>
+        <w:t xml:space="preserve"> Бо Твоє є царство, і сила, і слава, Отця, і Сина, і Святого Духа, нині, і повсякчас, і на віки віків.</w:t>
       </w:r>
     </w:p>
     <w:p>
@@ -29457,7 +28596,7 @@
         <w:rPr>
           <w:rFonts w:ascii="Times New Roman" w:hAnsi="Times New Roman"/>
           <w:i/>
-          <w:color w:val="FF4400"/>
+          <w:color w:val="FF0000"/>
           <w:sz w:val="24"/>
         </w:rPr>
         <w:t>Священник:</w:t>
@@ -29465,326 +28604,9 @@
       <w:r>
         <w:rPr>
           <w:rFonts w:ascii="Times New Roman" w:hAnsi="Times New Roman"/>
-          <w:i/>
-          <w:color w:val="FF4400"/>
-          <w:sz w:val="24"/>
-        </w:rPr>
-        <w:t xml:space="preserve"> </w:t>
-      </w:r>
-      <w:r>
-        <w:rPr>
-          <w:rFonts w:ascii="Times New Roman" w:hAnsi="Times New Roman"/>
-          <w:sz w:val="24"/>
-        </w:rPr>
-        <w:t>Бо</w:t>
-      </w:r>
-      <w:r>
-        <w:rPr>
-          <w:rFonts w:ascii="Times New Roman" w:hAnsi="Times New Roman"/>
-          <w:sz w:val="24"/>
-        </w:rPr>
-        <w:t xml:space="preserve"> </w:t>
-      </w:r>
-      <w:r>
-        <w:rPr>
-          <w:rFonts w:ascii="Times New Roman" w:hAnsi="Times New Roman"/>
-          <w:sz w:val="24"/>
-        </w:rPr>
-        <w:t>милостивий</w:t>
-      </w:r>
-      <w:r>
-        <w:rPr>
-          <w:rFonts w:ascii="Times New Roman" w:hAnsi="Times New Roman"/>
-          <w:sz w:val="24"/>
-        </w:rPr>
-        <w:t xml:space="preserve"> </w:t>
-      </w:r>
-      <w:r>
-        <w:rPr>
-          <w:rFonts w:ascii="Times New Roman" w:hAnsi="Times New Roman"/>
-          <w:sz w:val="24"/>
-        </w:rPr>
-        <w:t>і</w:t>
-      </w:r>
-      <w:r>
-        <w:rPr>
-          <w:rFonts w:ascii="Times New Roman" w:hAnsi="Times New Roman"/>
-          <w:sz w:val="24"/>
-        </w:rPr>
-        <w:t xml:space="preserve"> </w:t>
-      </w:r>
-      <w:r>
-        <w:rPr>
-          <w:rFonts w:ascii="Times New Roman" w:hAnsi="Times New Roman"/>
-          <w:sz w:val="24"/>
-        </w:rPr>
-        <w:t>людинолюбний</w:t>
-      </w:r>
-      <w:r>
-        <w:rPr>
-          <w:rFonts w:ascii="Times New Roman" w:hAnsi="Times New Roman"/>
-          <w:sz w:val="24"/>
-        </w:rPr>
-        <w:t xml:space="preserve"> </w:t>
-      </w:r>
-      <w:r>
-        <w:rPr>
-          <w:rFonts w:ascii="Times New Roman" w:hAnsi="Times New Roman"/>
-          <w:sz w:val="24"/>
-        </w:rPr>
-        <w:t>Бог</w:t>
-      </w:r>
-      <w:r>
-        <w:rPr>
-          <w:rFonts w:ascii="Times New Roman" w:hAnsi="Times New Roman"/>
-          <w:sz w:val="24"/>
-        </w:rPr>
-        <w:t xml:space="preserve"> </w:t>
-      </w:r>
-      <w:r>
-        <w:rPr>
-          <w:rFonts w:ascii="Times New Roman" w:hAnsi="Times New Roman"/>
-          <w:sz w:val="24"/>
-        </w:rPr>
-        <w:t>єси,</w:t>
-      </w:r>
-      <w:r>
-        <w:rPr>
-          <w:rFonts w:ascii="Times New Roman" w:hAnsi="Times New Roman"/>
-          <w:sz w:val="24"/>
-        </w:rPr>
-        <w:t xml:space="preserve"> </w:t>
-      </w:r>
-      <w:r>
-        <w:rPr>
-          <w:rFonts w:ascii="Times New Roman" w:hAnsi="Times New Roman"/>
-          <w:sz w:val="24"/>
-        </w:rPr>
-        <w:t>і</w:t>
-      </w:r>
-      <w:r>
-        <w:rPr>
-          <w:rFonts w:ascii="Times New Roman" w:hAnsi="Times New Roman"/>
-          <w:sz w:val="24"/>
-        </w:rPr>
-        <w:t xml:space="preserve"> </w:t>
-      </w:r>
-      <w:r>
-        <w:rPr>
-          <w:rFonts w:ascii="Times New Roman" w:hAnsi="Times New Roman"/>
-          <w:sz w:val="24"/>
-        </w:rPr>
-        <w:t>Тобі</w:t>
-      </w:r>
-      <w:r>
-        <w:rPr>
-          <w:rFonts w:ascii="Times New Roman" w:hAnsi="Times New Roman"/>
-          <w:sz w:val="24"/>
-        </w:rPr>
-        <w:t xml:space="preserve"> </w:t>
-      </w:r>
-      <w:r>
-        <w:rPr>
-          <w:rFonts w:ascii="Times New Roman" w:hAnsi="Times New Roman"/>
-          <w:sz w:val="24"/>
-        </w:rPr>
-        <w:t>славу</w:t>
-      </w:r>
-      <w:r>
-        <w:rPr>
-          <w:rFonts w:ascii="Times New Roman" w:hAnsi="Times New Roman"/>
-          <w:sz w:val="24"/>
-        </w:rPr>
-        <w:t xml:space="preserve"> </w:t>
-      </w:r>
-      <w:r>
-        <w:rPr>
-          <w:rFonts w:ascii="Times New Roman" w:hAnsi="Times New Roman"/>
-          <w:sz w:val="24"/>
-        </w:rPr>
-        <w:t>возсилаємо,</w:t>
-      </w:r>
-      <w:r>
-        <w:rPr>
-          <w:rFonts w:ascii="Times New Roman" w:hAnsi="Times New Roman"/>
-          <w:sz w:val="24"/>
-        </w:rPr>
-        <w:t xml:space="preserve"> </w:t>
-      </w:r>
-      <w:r>
-        <w:rPr>
-          <w:rFonts w:ascii="Times New Roman" w:hAnsi="Times New Roman"/>
-          <w:sz w:val="24"/>
-        </w:rPr>
-        <w:t>Отцю,</w:t>
-      </w:r>
-      <w:r>
-        <w:rPr>
-          <w:rFonts w:ascii="Times New Roman" w:hAnsi="Times New Roman"/>
-          <w:sz w:val="24"/>
-        </w:rPr>
-        <w:t xml:space="preserve"> </w:t>
-      </w:r>
-      <w:r>
-        <w:rPr>
-          <w:rFonts w:ascii="Times New Roman" w:hAnsi="Times New Roman"/>
-          <w:sz w:val="24"/>
-        </w:rPr>
-        <w:t>і</w:t>
-      </w:r>
-      <w:r>
-        <w:rPr>
-          <w:rFonts w:ascii="Times New Roman" w:hAnsi="Times New Roman"/>
-          <w:sz w:val="24"/>
-        </w:rPr>
-        <w:t xml:space="preserve"> </w:t>
-      </w:r>
-      <w:r>
-        <w:rPr>
-          <w:rFonts w:ascii="Times New Roman" w:hAnsi="Times New Roman"/>
-          <w:sz w:val="24"/>
-        </w:rPr>
-        <w:t>Сину,</w:t>
-      </w:r>
-      <w:r>
-        <w:rPr>
-          <w:rFonts w:ascii="Times New Roman" w:hAnsi="Times New Roman"/>
-          <w:sz w:val="24"/>
-        </w:rPr>
-        <w:t xml:space="preserve"> </w:t>
-      </w:r>
-      <w:r>
-        <w:rPr>
-          <w:rFonts w:ascii="Times New Roman" w:hAnsi="Times New Roman"/>
-          <w:sz w:val="24"/>
-        </w:rPr>
-        <w:t>і</w:t>
-      </w:r>
-      <w:r>
-        <w:rPr>
-          <w:rFonts w:ascii="Times New Roman" w:hAnsi="Times New Roman"/>
-          <w:sz w:val="24"/>
-        </w:rPr>
-        <w:t xml:space="preserve"> </w:t>
-      </w:r>
-      <w:r>
-        <w:rPr>
-          <w:rFonts w:ascii="Times New Roman" w:hAnsi="Times New Roman"/>
-          <w:sz w:val="24"/>
-        </w:rPr>
-        <w:t>Святому</w:t>
-      </w:r>
-      <w:r>
-        <w:rPr>
-          <w:rFonts w:ascii="Times New Roman" w:hAnsi="Times New Roman"/>
-          <w:sz w:val="24"/>
-        </w:rPr>
-        <w:t xml:space="preserve"> </w:t>
-      </w:r>
-      <w:r>
-        <w:rPr>
-          <w:rFonts w:ascii="Times New Roman" w:hAnsi="Times New Roman"/>
-          <w:sz w:val="24"/>
-        </w:rPr>
-        <w:t>Духові,</w:t>
-      </w:r>
-      <w:r>
-        <w:rPr>
-          <w:rFonts w:ascii="Times New Roman" w:hAnsi="Times New Roman"/>
-          <w:sz w:val="24"/>
-        </w:rPr>
-        <w:t xml:space="preserve"> </w:t>
-      </w:r>
-      <w:r>
-        <w:rPr>
-          <w:rFonts w:ascii="Times New Roman" w:hAnsi="Times New Roman"/>
-          <w:sz w:val="24"/>
-        </w:rPr>
-        <w:t>нині,</w:t>
-      </w:r>
-      <w:r>
-        <w:rPr>
-          <w:rFonts w:ascii="Times New Roman" w:hAnsi="Times New Roman"/>
-          <w:sz w:val="24"/>
-        </w:rPr>
-        <w:t xml:space="preserve"> </w:t>
-      </w:r>
-      <w:r>
-        <w:rPr>
-          <w:rFonts w:ascii="Times New Roman" w:hAnsi="Times New Roman"/>
-          <w:sz w:val="24"/>
-        </w:rPr>
-        <w:t>і</w:t>
-      </w:r>
-      <w:r>
-        <w:rPr>
-          <w:rFonts w:ascii="Times New Roman" w:hAnsi="Times New Roman"/>
-          <w:sz w:val="24"/>
-        </w:rPr>
-        <w:t xml:space="preserve"> </w:t>
-      </w:r>
-      <w:r>
-        <w:rPr>
-          <w:rFonts w:ascii="Times New Roman" w:hAnsi="Times New Roman"/>
-          <w:sz w:val="24"/>
-        </w:rPr>
-        <w:t>повсякчас,</w:t>
-      </w:r>
-      <w:r>
-        <w:rPr>
-          <w:rFonts w:ascii="Times New Roman" w:hAnsi="Times New Roman"/>
-          <w:sz w:val="24"/>
-        </w:rPr>
-        <w:t xml:space="preserve"> </w:t>
-      </w:r>
-      <w:r>
-        <w:rPr>
-          <w:rFonts w:ascii="Times New Roman" w:hAnsi="Times New Roman"/>
-          <w:sz w:val="24"/>
-        </w:rPr>
-        <w:t>і</w:t>
-      </w:r>
-      <w:r>
-        <w:rPr>
-          <w:rFonts w:ascii="Times New Roman" w:hAnsi="Times New Roman"/>
-          <w:sz w:val="24"/>
-        </w:rPr>
-        <w:t xml:space="preserve"> </w:t>
-      </w:r>
-      <w:r>
-        <w:rPr>
-          <w:rFonts w:ascii="Times New Roman" w:hAnsi="Times New Roman"/>
-          <w:sz w:val="24"/>
-        </w:rPr>
-        <w:t>на</w:t>
-      </w:r>
-      <w:r>
-        <w:rPr>
-          <w:rFonts w:ascii="Times New Roman" w:hAnsi="Times New Roman"/>
-          <w:sz w:val="24"/>
-        </w:rPr>
-        <w:t xml:space="preserve"> </w:t>
-      </w:r>
-      <w:r>
-        <w:rPr>
-          <w:rFonts w:ascii="Times New Roman" w:hAnsi="Times New Roman"/>
-          <w:sz w:val="24"/>
-        </w:rPr>
-        <w:t>віки</w:t>
-      </w:r>
-      <w:r>
-        <w:rPr>
-          <w:rFonts w:ascii="Times New Roman" w:hAnsi="Times New Roman"/>
-          <w:sz w:val="24"/>
-        </w:rPr>
-        <w:t xml:space="preserve"> </w:t>
-      </w:r>
-      <w:r>
-        <w:rPr>
-          <w:rFonts w:ascii="Times New Roman" w:hAnsi="Times New Roman"/>
-          <w:sz w:val="24"/>
-        </w:rPr>
-        <w:t>віків.</w:t>
+          <w:sz w:val="24"/>
+        </w:rPr>
+        <w:t xml:space="preserve"> Бо милостивий і людинолюбний Бог єси, і Тобі славу возсилаємо, Отцю, і Сину, і Святому Духові, нині, і повсякчас, і на віки віків.</w:t>
       </w:r>
     </w:p>
     <w:p>
@@ -29905,8 +28727,20 @@
           <w:color w:val="FF0000"/>
           <w:sz w:val="24"/>
         </w:rPr>
-        <w:t>Священ</w:t>
-      </w:r>
+        <w:t>Священник:</w:t>
+      </w:r>
+      <w:r>
+        <w:rPr>
+          <w:rFonts w:ascii="Times New Roman" w:hAnsi="Times New Roman"/>
+          <w:sz w:val="24"/>
+        </w:rPr>
+        <w:t xml:space="preserve"> Сла́ва Тобі́, Хри́сте Бо́же, упова́ння на́ше, сла́ва Тобі́!</w:t>
+      </w:r>
+    </w:p>
+    <w:p>
+      <w:pPr>
+        <w:spacing w:after="120"/>
+      </w:pPr>
       <w:r>
         <w:rPr>
           <w:rFonts w:ascii="Times New Roman" w:hAnsi="Times New Roman"/>
@@ -29914,7 +28748,22 @@
           <w:color w:val="FF0000"/>
           <w:sz w:val="24"/>
         </w:rPr>
-        <w:t>н</w:t>
+        <w:t>Вірні:</w:t>
+      </w:r>
+      <w:r>
+        <w:rPr>
+          <w:rFonts w:ascii="Times New Roman" w:hAnsi="Times New Roman"/>
+          <w:color w:val="FF0000"/>
+          <w:sz w:val="24"/>
+        </w:rPr>
+        <w:t xml:space="preserve"> </w:t>
+      </w:r>
+      <w:r>
+        <w:rPr>
+          <w:rFonts w:ascii="Times New Roman" w:hAnsi="Times New Roman"/>
+          <w:sz w:val="24"/>
+        </w:rPr>
+        <w:t xml:space="preserve">Сла́ва Отцю́, і Си́ну, і Свято́му Ду́хові, і ни́ні, і повсякча́с, і на ві́ки вікі́в. Амі́нь. Го́споди, поми́луй. </w:t>
       </w:r>
       <w:r>
         <w:rPr>
@@ -29923,22 +28772,14 @@
           <w:color w:val="FF0000"/>
           <w:sz w:val="24"/>
         </w:rPr>
-        <w:t>ик:</w:t>
-      </w:r>
-      <w:r>
-        <w:rPr>
-          <w:rFonts w:ascii="Times New Roman" w:hAnsi="Times New Roman"/>
-          <w:color w:val="FF0000"/>
-          <w:sz w:val="24"/>
-        </w:rPr>
-        <w:t xml:space="preserve"> </w:t>
-      </w:r>
-      <w:r>
-        <w:rPr>
-          <w:rFonts w:ascii="Times New Roman" w:hAnsi="Times New Roman"/>
-          <w:sz w:val="24"/>
-        </w:rPr>
-        <w:t>Сла́ва Тобі́, Хри́сте Бо́же, упова́ння на́ше, сла́ва Тобі́!</w:t>
+        <w:t>(3 р.)</w:t>
+      </w:r>
+      <w:r>
+        <w:rPr>
+          <w:rFonts w:ascii="Times New Roman" w:hAnsi="Times New Roman"/>
+          <w:sz w:val="24"/>
+        </w:rPr>
+        <w:t xml:space="preserve"> Благослови́.</w:t>
       </w:r>
     </w:p>
     <w:p>
@@ -29952,22 +28793,14 @@
           <w:color w:val="FF0000"/>
           <w:sz w:val="24"/>
         </w:rPr>
-        <w:t>Вірні:</w:t>
-      </w:r>
-      <w:r>
-        <w:rPr>
-          <w:rFonts w:ascii="Times New Roman" w:hAnsi="Times New Roman"/>
-          <w:color w:val="FF0000"/>
-          <w:sz w:val="24"/>
-        </w:rPr>
-        <w:t xml:space="preserve"> </w:t>
-      </w:r>
-      <w:r>
-        <w:rPr>
-          <w:rFonts w:ascii="Times New Roman" w:hAnsi="Times New Roman"/>
-          <w:sz w:val="24"/>
-        </w:rPr>
-        <w:t xml:space="preserve">Сла́ва Отцю́, і Си́ну, і Свято́му Ду́хові, і ни́ні, і повсякча́с, і на ві́ки вікі́в. Амі́нь. Го́споди, поми́луй. </w:t>
+        <w:t>Священник:</w:t>
+      </w:r>
+      <w:r>
+        <w:rPr>
+          <w:rFonts w:ascii="Times New Roman" w:hAnsi="Times New Roman"/>
+          <w:sz w:val="24"/>
+        </w:rPr>
+        <w:t xml:space="preserve"> Христос, істинний Бог наш - молитвами пречистої Своєї Матері, святих славних і всехвальних апостолів, святого отця нашого Миколая, архиєпископа Мир Ликійських, чудотворця, і святого, </w:t>
       </w:r>
       <w:r>
         <w:rPr>
@@ -29976,70 +28809,14 @@
           <w:color w:val="FF0000"/>
           <w:sz w:val="24"/>
         </w:rPr>
-        <w:t>(3 р.)</w:t>
-      </w:r>
-      <w:r>
-        <w:rPr>
-          <w:rFonts w:ascii="Times New Roman" w:hAnsi="Times New Roman"/>
-          <w:sz w:val="24"/>
-        </w:rPr>
-        <w:t xml:space="preserve"> Благослови́.</w:t>
-      </w:r>
-    </w:p>
-    <w:p>
-      <w:pPr>
-        <w:spacing w:after="120"/>
-        <w:jc w:val="both"/>
-        <w:rPr>
-          <w:rFonts w:ascii="Times New Roman" w:eastAsia="Times New Roman" w:hAnsi="Times New Roman" w:cs="Times New Roman"/>
-          <w:sz w:val="24"/>
-          <w:szCs w:val="24"/>
-        </w:rPr>
-      </w:pPr>
-      <w:r>
-        <w:rPr>
-          <w:rFonts w:ascii="Times New Roman" w:eastAsia="Times New Roman" w:hAnsi="Times New Roman" w:cs="Times New Roman"/>
-          <w:i/>
-          <w:color w:val="FF0000"/>
-          <w:sz w:val="24"/>
-          <w:szCs w:val="24"/>
-        </w:rPr>
-        <w:t>Священик:</w:t>
-      </w:r>
-      <w:r>
-        <w:rPr>
-          <w:rFonts w:ascii="Times New Roman" w:eastAsia="Times New Roman" w:hAnsi="Times New Roman" w:cs="Times New Roman"/>
-          <w:color w:val="FF0000"/>
-          <w:sz w:val="24"/>
-          <w:szCs w:val="24"/>
-        </w:rPr>
-        <w:t xml:space="preserve"> </w:t>
-      </w:r>
-      <w:r>
-        <w:rPr>
-          <w:rFonts w:ascii="Times New Roman" w:eastAsia="Times New Roman" w:hAnsi="Times New Roman" w:cs="Times New Roman"/>
-          <w:sz w:val="24"/>
-          <w:szCs w:val="24"/>
-        </w:rPr>
-        <w:t>Христос, істинний Бог наш, молитвами пречистої своєї Матері, чесного і славного пророка, предтечі і христителя Йоана, і святого (</w:t>
-      </w:r>
-      <w:r>
-        <w:rPr>
-          <w:rFonts w:ascii="Times New Roman" w:eastAsia="Times New Roman" w:hAnsi="Times New Roman" w:cs="Times New Roman"/>
-          <w:i/>
-          <w:color w:val="FF0000"/>
-          <w:sz w:val="24"/>
-          <w:szCs w:val="24"/>
-        </w:rPr>
-        <w:t>ім'я, якого є храм</w:t>
-      </w:r>
-      <w:r>
-        <w:rPr>
-          <w:rFonts w:ascii="Times New Roman" w:eastAsia="Times New Roman" w:hAnsi="Times New Roman" w:cs="Times New Roman"/>
-          <w:sz w:val="24"/>
-          <w:szCs w:val="24"/>
-        </w:rPr>
-        <w:t>), і святого отця нашого Сильвестра, папи Римського, і всіх святих, помилує і спасе нас, як благий і людинолюбний.</w:t>
+        <w:t>якого є храм</w:t>
+      </w:r>
+      <w:r>
+        <w:rPr>
+          <w:rFonts w:ascii="Times New Roman" w:hAnsi="Times New Roman"/>
+          <w:sz w:val="24"/>
+        </w:rPr>
+        <w:t>, і святого Сильвестра, папи Римського, і всіх святих - помилує і спасе нас як благий і людинолюбний.</w:t>
       </w:r>
     </w:p>
     <w:p>
@@ -36812,7 +35589,7 @@
         <w:rPr>
           <w:rFonts w:ascii="Times New Roman" w:hAnsi="Times New Roman"/>
           <w:i/>
-          <w:color w:val="FF4400"/>
+          <w:color w:val="FF0000"/>
           <w:sz w:val="24"/>
         </w:rPr>
         <w:t>Священник:</w:t>
@@ -36822,294 +35599,7 @@
           <w:rFonts w:ascii="Times New Roman" w:hAnsi="Times New Roman"/>
           <w:sz w:val="24"/>
         </w:rPr>
-        <w:t xml:space="preserve"> </w:t>
-      </w:r>
-      <w:r>
-        <w:rPr>
-          <w:rFonts w:ascii="Times New Roman" w:hAnsi="Times New Roman"/>
-          <w:sz w:val="24"/>
-        </w:rPr>
-        <w:t>Бо</w:t>
-      </w:r>
-      <w:r>
-        <w:rPr>
-          <w:rFonts w:ascii="Times New Roman" w:hAnsi="Times New Roman"/>
-          <w:sz w:val="24"/>
-        </w:rPr>
-        <w:t xml:space="preserve"> </w:t>
-      </w:r>
-      <w:r>
-        <w:rPr>
-          <w:rFonts w:ascii="Times New Roman" w:hAnsi="Times New Roman"/>
-          <w:sz w:val="24"/>
-        </w:rPr>
-        <w:t>Тобі</w:t>
-      </w:r>
-      <w:r>
-        <w:rPr>
-          <w:rFonts w:ascii="Times New Roman" w:hAnsi="Times New Roman"/>
-          <w:sz w:val="24"/>
-        </w:rPr>
-        <w:t xml:space="preserve"> </w:t>
-      </w:r>
-      <w:r>
-        <w:rPr>
-          <w:rFonts w:ascii="Times New Roman" w:hAnsi="Times New Roman"/>
-          <w:sz w:val="24"/>
-        </w:rPr>
-        <w:t>належить</w:t>
-      </w:r>
-      <w:r>
-        <w:rPr>
-          <w:rFonts w:ascii="Times New Roman" w:hAnsi="Times New Roman"/>
-          <w:sz w:val="24"/>
-        </w:rPr>
-        <w:t xml:space="preserve"> </w:t>
-      </w:r>
-      <w:r>
-        <w:rPr>
-          <w:rFonts w:ascii="Times New Roman" w:hAnsi="Times New Roman"/>
-          <w:sz w:val="24"/>
-        </w:rPr>
-        <w:t>усяка</w:t>
-      </w:r>
-      <w:r>
-        <w:rPr>
-          <w:rFonts w:ascii="Times New Roman" w:hAnsi="Times New Roman"/>
-          <w:sz w:val="24"/>
-        </w:rPr>
-        <w:t xml:space="preserve"> </w:t>
-      </w:r>
-      <w:r>
-        <w:rPr>
-          <w:rFonts w:ascii="Times New Roman" w:hAnsi="Times New Roman"/>
-          <w:sz w:val="24"/>
-        </w:rPr>
-        <w:t>слава,</w:t>
-      </w:r>
-      <w:r>
-        <w:rPr>
-          <w:rFonts w:ascii="Times New Roman" w:hAnsi="Times New Roman"/>
-          <w:sz w:val="24"/>
-        </w:rPr>
-        <w:t xml:space="preserve"> </w:t>
-      </w:r>
-      <w:r>
-        <w:rPr>
-          <w:rFonts w:ascii="Times New Roman" w:hAnsi="Times New Roman"/>
-          <w:sz w:val="24"/>
-        </w:rPr>
-        <w:t>честь</w:t>
-      </w:r>
-      <w:r>
-        <w:rPr>
-          <w:rFonts w:ascii="Times New Roman" w:hAnsi="Times New Roman"/>
-          <w:sz w:val="24"/>
-        </w:rPr>
-        <w:t xml:space="preserve"> </w:t>
-      </w:r>
-      <w:r>
-        <w:rPr>
-          <w:rFonts w:ascii="Times New Roman" w:hAnsi="Times New Roman"/>
-          <w:sz w:val="24"/>
-        </w:rPr>
-        <w:t>і</w:t>
-      </w:r>
-      <w:r>
-        <w:rPr>
-          <w:rFonts w:ascii="Times New Roman" w:hAnsi="Times New Roman"/>
-          <w:sz w:val="24"/>
-        </w:rPr>
-        <w:t xml:space="preserve"> </w:t>
-      </w:r>
-      <w:r>
-        <w:rPr>
-          <w:rFonts w:ascii="Times New Roman" w:hAnsi="Times New Roman"/>
-          <w:sz w:val="24"/>
-        </w:rPr>
-        <w:t>поклоніння,</w:t>
-      </w:r>
-      <w:r>
-        <w:rPr>
-          <w:rFonts w:ascii="Times New Roman" w:hAnsi="Times New Roman"/>
-          <w:sz w:val="24"/>
-        </w:rPr>
-        <w:t xml:space="preserve"> </w:t>
-      </w:r>
-      <w:r>
-        <w:rPr>
-          <w:rFonts w:ascii="Times New Roman" w:hAnsi="Times New Roman"/>
-          <w:sz w:val="24"/>
-        </w:rPr>
-        <w:t>Отцю,</w:t>
-      </w:r>
-      <w:r>
-        <w:rPr>
-          <w:rFonts w:ascii="Times New Roman" w:hAnsi="Times New Roman"/>
-          <w:sz w:val="24"/>
-        </w:rPr>
-        <w:t xml:space="preserve"> </w:t>
-      </w:r>
-      <w:r>
-        <w:rPr>
-          <w:rFonts w:ascii="Times New Roman" w:hAnsi="Times New Roman"/>
-          <w:sz w:val="24"/>
-        </w:rPr>
-        <w:t>і</w:t>
-      </w:r>
-      <w:r>
-        <w:rPr>
-          <w:rFonts w:ascii="Times New Roman" w:hAnsi="Times New Roman"/>
-          <w:sz w:val="24"/>
-        </w:rPr>
-        <w:t xml:space="preserve"> </w:t>
-      </w:r>
-      <w:r>
-        <w:rPr>
-          <w:rFonts w:ascii="Times New Roman" w:hAnsi="Times New Roman"/>
-          <w:sz w:val="24"/>
-        </w:rPr>
-        <w:t>Сину,</w:t>
-      </w:r>
-      <w:r>
-        <w:rPr>
-          <w:rFonts w:ascii="Times New Roman" w:hAnsi="Times New Roman"/>
-          <w:sz w:val="24"/>
-        </w:rPr>
-        <w:t xml:space="preserve"> </w:t>
-      </w:r>
-      <w:r>
-        <w:rPr>
-          <w:rFonts w:ascii="Times New Roman" w:hAnsi="Times New Roman"/>
-          <w:sz w:val="24"/>
-        </w:rPr>
-        <w:t>і</w:t>
-      </w:r>
-      <w:r>
-        <w:rPr>
-          <w:rFonts w:ascii="Times New Roman" w:hAnsi="Times New Roman"/>
-          <w:sz w:val="24"/>
-        </w:rPr>
-        <w:t xml:space="preserve"> </w:t>
-      </w:r>
-      <w:r>
-        <w:rPr>
-          <w:rFonts w:ascii="Times New Roman" w:hAnsi="Times New Roman"/>
-          <w:sz w:val="24"/>
-        </w:rPr>
-        <w:t>Святому</w:t>
-      </w:r>
-      <w:r>
-        <w:rPr>
-          <w:rFonts w:ascii="Times New Roman" w:hAnsi="Times New Roman"/>
-          <w:sz w:val="24"/>
-        </w:rPr>
-        <w:t xml:space="preserve"> </w:t>
-      </w:r>
-      <w:r>
-        <w:rPr>
-          <w:rFonts w:ascii="Times New Roman" w:hAnsi="Times New Roman"/>
-          <w:sz w:val="24"/>
-        </w:rPr>
-        <w:t>Духові,</w:t>
-      </w:r>
-      <w:r>
-        <w:rPr>
-          <w:rFonts w:ascii="Times New Roman" w:hAnsi="Times New Roman"/>
-          <w:sz w:val="24"/>
-        </w:rPr>
-        <w:t xml:space="preserve"> </w:t>
-      </w:r>
-      <w:r>
-        <w:rPr>
-          <w:rFonts w:ascii="Times New Roman" w:hAnsi="Times New Roman"/>
-          <w:sz w:val="24"/>
-        </w:rPr>
-        <w:t>нині,</w:t>
-      </w:r>
-      <w:r>
-        <w:rPr>
-          <w:rFonts w:ascii="Times New Roman" w:hAnsi="Times New Roman"/>
-          <w:sz w:val="24"/>
-        </w:rPr>
-        <w:t xml:space="preserve"> </w:t>
-      </w:r>
-      <w:r>
-        <w:rPr>
-          <w:rFonts w:ascii="Times New Roman" w:hAnsi="Times New Roman"/>
-          <w:sz w:val="24"/>
-        </w:rPr>
-        <w:t>і</w:t>
-      </w:r>
-      <w:r>
-        <w:rPr>
-          <w:rFonts w:ascii="Times New Roman" w:hAnsi="Times New Roman"/>
-          <w:sz w:val="24"/>
-        </w:rPr>
-        <w:t xml:space="preserve"> </w:t>
-      </w:r>
-      <w:r>
-        <w:rPr>
-          <w:rFonts w:ascii="Times New Roman" w:hAnsi="Times New Roman"/>
-          <w:sz w:val="24"/>
-        </w:rPr>
-        <w:t>повсякчас,</w:t>
-      </w:r>
-      <w:r>
-        <w:rPr>
-          <w:rFonts w:ascii="Times New Roman" w:hAnsi="Times New Roman"/>
-          <w:sz w:val="24"/>
-        </w:rPr>
-        <w:t xml:space="preserve"> </w:t>
-      </w:r>
-      <w:r>
-        <w:rPr>
-          <w:rFonts w:ascii="Times New Roman" w:hAnsi="Times New Roman"/>
-          <w:sz w:val="24"/>
-        </w:rPr>
-        <w:t>і</w:t>
-      </w:r>
-      <w:r>
-        <w:rPr>
-          <w:rFonts w:ascii="Times New Roman" w:hAnsi="Times New Roman"/>
-          <w:sz w:val="24"/>
-        </w:rPr>
-        <w:t xml:space="preserve"> </w:t>
-      </w:r>
-      <w:r>
-        <w:rPr>
-          <w:rFonts w:ascii="Times New Roman" w:hAnsi="Times New Roman"/>
-          <w:sz w:val="24"/>
-        </w:rPr>
-        <w:t>на</w:t>
-      </w:r>
-      <w:r>
-        <w:rPr>
-          <w:rFonts w:ascii="Times New Roman" w:hAnsi="Times New Roman"/>
-          <w:sz w:val="24"/>
-        </w:rPr>
-        <w:t xml:space="preserve"> </w:t>
-      </w:r>
-      <w:r>
-        <w:rPr>
-          <w:rFonts w:ascii="Times New Roman" w:hAnsi="Times New Roman"/>
-          <w:sz w:val="24"/>
-        </w:rPr>
-        <w:t>віки</w:t>
-      </w:r>
-      <w:r>
-        <w:rPr>
-          <w:rFonts w:ascii="Times New Roman" w:hAnsi="Times New Roman"/>
-          <w:sz w:val="24"/>
-        </w:rPr>
-        <w:t xml:space="preserve"> </w:t>
-      </w:r>
-      <w:r>
-        <w:rPr>
-          <w:rFonts w:ascii="Times New Roman" w:hAnsi="Times New Roman"/>
-          <w:sz w:val="24"/>
-        </w:rPr>
-        <w:t>віків.</w:t>
+        <w:t xml:space="preserve"> Бо Тобі належить усяка слава, честь і поклоніння, Отцю, і Сину, і Святому Духові, нині, і повсякчас, і на віки віків.</w:t>
       </w:r>
     </w:p>
     <w:p>
@@ -38432,7 +36922,7 @@
         <w:rPr>
           <w:rFonts w:ascii="Times New Roman" w:hAnsi="Times New Roman"/>
           <w:i/>
-          <w:color w:val="FF4400"/>
+          <w:color w:val="FF0000"/>
           <w:sz w:val="24"/>
         </w:rPr>
         <w:t>Священник:</w:t>
@@ -38440,402 +36930,9 @@
       <w:r>
         <w:rPr>
           <w:rFonts w:ascii="Times New Roman" w:hAnsi="Times New Roman"/>
-          <w:color w:val="000000"/>
-          <w:sz w:val="24"/>
-        </w:rPr>
-        <w:t xml:space="preserve"> </w:t>
-      </w:r>
-      <w:r>
-        <w:rPr>
-          <w:rFonts w:ascii="Times New Roman" w:hAnsi="Times New Roman"/>
-          <w:color w:val="000000"/>
-          <w:sz w:val="24"/>
-        </w:rPr>
-        <w:t>Бо</w:t>
-      </w:r>
-      <w:r>
-        <w:rPr>
-          <w:rFonts w:ascii="Times New Roman" w:hAnsi="Times New Roman"/>
-          <w:color w:val="000000"/>
-          <w:sz w:val="24"/>
-        </w:rPr>
-        <w:t xml:space="preserve"> </w:t>
-      </w:r>
-      <w:r>
-        <w:rPr>
-          <w:rFonts w:ascii="Times New Roman" w:hAnsi="Times New Roman"/>
-          <w:color w:val="000000"/>
-          <w:sz w:val="24"/>
-        </w:rPr>
-        <w:t>Твоя</w:t>
-      </w:r>
-      <w:r>
-        <w:rPr>
-          <w:rFonts w:ascii="Times New Roman" w:hAnsi="Times New Roman"/>
-          <w:color w:val="000000"/>
-          <w:sz w:val="24"/>
-        </w:rPr>
-        <w:t xml:space="preserve"> </w:t>
-      </w:r>
-      <w:r>
-        <w:rPr>
-          <w:rFonts w:ascii="Times New Roman" w:hAnsi="Times New Roman"/>
-          <w:color w:val="000000"/>
-          <w:sz w:val="24"/>
-        </w:rPr>
-        <w:t>є</w:t>
-      </w:r>
-      <w:r>
-        <w:rPr>
-          <w:rFonts w:ascii="Times New Roman" w:hAnsi="Times New Roman"/>
-          <w:color w:val="000000"/>
-          <w:sz w:val="24"/>
-        </w:rPr>
-        <w:t xml:space="preserve"> </w:t>
-      </w:r>
-      <w:r>
-        <w:rPr>
-          <w:rFonts w:ascii="Times New Roman" w:hAnsi="Times New Roman"/>
-          <w:color w:val="000000"/>
-          <w:sz w:val="24"/>
-        </w:rPr>
-        <w:t>влада</w:t>
-      </w:r>
-      <w:r>
-        <w:rPr>
-          <w:rFonts w:ascii="Times New Roman" w:hAnsi="Times New Roman"/>
-          <w:color w:val="000000"/>
-          <w:sz w:val="24"/>
-        </w:rPr>
-        <w:t xml:space="preserve"> </w:t>
-      </w:r>
-      <w:r>
-        <w:rPr>
-          <w:rFonts w:ascii="Times New Roman" w:hAnsi="Times New Roman"/>
-          <w:color w:val="000000"/>
-          <w:sz w:val="24"/>
-        </w:rPr>
-        <w:t>і</w:t>
-      </w:r>
-      <w:r>
-        <w:rPr>
-          <w:rFonts w:ascii="Times New Roman" w:hAnsi="Times New Roman"/>
-          <w:color w:val="000000"/>
-          <w:sz w:val="24"/>
-        </w:rPr>
-        <w:t xml:space="preserve"> </w:t>
-      </w:r>
-      <w:r>
-        <w:rPr>
-          <w:rFonts w:ascii="Times New Roman" w:hAnsi="Times New Roman"/>
-          <w:color w:val="000000"/>
-          <w:sz w:val="24"/>
-        </w:rPr>
-        <w:t>Твоє</w:t>
-      </w:r>
-      <w:r>
-        <w:rPr>
-          <w:rFonts w:ascii="Times New Roman" w:hAnsi="Times New Roman"/>
-          <w:color w:val="000000"/>
-          <w:sz w:val="24"/>
-        </w:rPr>
-        <w:t xml:space="preserve"> </w:t>
-      </w:r>
-      <w:r>
-        <w:rPr>
-          <w:rFonts w:ascii="Times New Roman" w:hAnsi="Times New Roman"/>
-          <w:color w:val="000000"/>
-          <w:sz w:val="24"/>
-        </w:rPr>
-        <w:t>є</w:t>
-      </w:r>
-      <w:r>
-        <w:rPr>
-          <w:rFonts w:ascii="Times New Roman" w:hAnsi="Times New Roman"/>
-          <w:color w:val="000000"/>
-          <w:sz w:val="24"/>
-        </w:rPr>
-        <w:t xml:space="preserve"> </w:t>
-      </w:r>
-      <w:r>
-        <w:rPr>
-          <w:rFonts w:ascii="Times New Roman" w:hAnsi="Times New Roman"/>
-          <w:color w:val="000000"/>
-          <w:sz w:val="24"/>
-        </w:rPr>
-        <w:t>царство,</w:t>
-      </w:r>
-      <w:r>
-        <w:rPr>
-          <w:rFonts w:ascii="Times New Roman" w:hAnsi="Times New Roman"/>
-          <w:color w:val="000000"/>
-          <w:sz w:val="24"/>
-        </w:rPr>
-        <w:t xml:space="preserve"> </w:t>
-      </w:r>
-      <w:r>
-        <w:rPr>
-          <w:rFonts w:ascii="Times New Roman" w:hAnsi="Times New Roman"/>
-          <w:color w:val="000000"/>
-          <w:sz w:val="24"/>
-        </w:rPr>
-        <w:t>і</w:t>
-      </w:r>
-      <w:r>
-        <w:rPr>
-          <w:rFonts w:ascii="Times New Roman" w:hAnsi="Times New Roman"/>
-          <w:color w:val="000000"/>
-          <w:sz w:val="24"/>
-        </w:rPr>
-        <w:t xml:space="preserve"> </w:t>
-      </w:r>
-      <w:r>
-        <w:rPr>
-          <w:rFonts w:ascii="Times New Roman" w:hAnsi="Times New Roman"/>
-          <w:color w:val="000000"/>
-          <w:sz w:val="24"/>
-        </w:rPr>
-        <w:t>сила,</w:t>
-      </w:r>
-      <w:r>
-        <w:rPr>
-          <w:rFonts w:ascii="Times New Roman" w:hAnsi="Times New Roman"/>
-          <w:color w:val="000000"/>
-          <w:sz w:val="24"/>
-        </w:rPr>
-        <w:t xml:space="preserve"> </w:t>
-      </w:r>
-      <w:r>
-        <w:rPr>
-          <w:rFonts w:ascii="Times New Roman" w:hAnsi="Times New Roman"/>
-          <w:color w:val="000000"/>
-          <w:sz w:val="24"/>
-        </w:rPr>
-        <w:t>і</w:t>
-      </w:r>
-      <w:r>
-        <w:rPr>
-          <w:rFonts w:ascii="Times New Roman" w:hAnsi="Times New Roman"/>
-          <w:color w:val="000000"/>
-          <w:sz w:val="24"/>
-        </w:rPr>
-        <w:t xml:space="preserve"> </w:t>
-      </w:r>
-      <w:r>
-        <w:rPr>
-          <w:rFonts w:ascii="Times New Roman" w:hAnsi="Times New Roman"/>
-          <w:color w:val="000000"/>
-          <w:sz w:val="24"/>
-        </w:rPr>
-        <w:t>слава,</w:t>
-      </w:r>
-      <w:r>
-        <w:rPr>
-          <w:rFonts w:ascii="Times New Roman" w:hAnsi="Times New Roman"/>
-          <w:color w:val="000000"/>
-          <w:sz w:val="24"/>
-        </w:rPr>
-        <w:t xml:space="preserve"> </w:t>
-      </w:r>
-      <w:r>
-        <w:rPr>
-          <w:rFonts w:ascii="Times New Roman" w:hAnsi="Times New Roman"/>
-          <w:color w:val="000000"/>
-          <w:sz w:val="24"/>
-        </w:rPr>
-        <w:t>Отця,</w:t>
-      </w:r>
-      <w:r>
-        <w:rPr>
-          <w:rFonts w:ascii="Times New Roman" w:hAnsi="Times New Roman"/>
-          <w:color w:val="000000"/>
-          <w:sz w:val="24"/>
-        </w:rPr>
-        <w:t xml:space="preserve"> </w:t>
-      </w:r>
-      <w:r>
-        <w:rPr>
-          <w:rFonts w:ascii="Times New Roman" w:hAnsi="Times New Roman"/>
-          <w:color w:val="000000"/>
-          <w:sz w:val="24"/>
-        </w:rPr>
-        <w:t>і</w:t>
-      </w:r>
-      <w:r>
-        <w:rPr>
-          <w:rFonts w:ascii="Times New Roman" w:hAnsi="Times New Roman"/>
-          <w:color w:val="000000"/>
-          <w:sz w:val="24"/>
-        </w:rPr>
-        <w:t xml:space="preserve"> </w:t>
-      </w:r>
-      <w:r>
-        <w:rPr>
-          <w:rFonts w:ascii="Times New Roman" w:hAnsi="Times New Roman"/>
-          <w:color w:val="000000"/>
-          <w:sz w:val="24"/>
-        </w:rPr>
-        <w:t>Сина,</w:t>
-      </w:r>
-      <w:r>
-        <w:rPr>
-          <w:rFonts w:ascii="Times New Roman" w:hAnsi="Times New Roman"/>
-          <w:color w:val="000000"/>
-          <w:sz w:val="24"/>
-        </w:rPr>
-        <w:t xml:space="preserve"> </w:t>
-      </w:r>
-      <w:r>
-        <w:rPr>
-          <w:rFonts w:ascii="Times New Roman" w:hAnsi="Times New Roman"/>
-          <w:color w:val="000000"/>
-          <w:sz w:val="24"/>
-        </w:rPr>
-        <w:t>і</w:t>
-      </w:r>
-      <w:r>
-        <w:rPr>
-          <w:rFonts w:ascii="Times New Roman" w:hAnsi="Times New Roman"/>
-          <w:color w:val="000000"/>
-          <w:sz w:val="24"/>
-        </w:rPr>
-        <w:t xml:space="preserve"> </w:t>
-      </w:r>
-      <w:r>
-        <w:rPr>
-          <w:rFonts w:ascii="Times New Roman" w:hAnsi="Times New Roman"/>
-          <w:color w:val="000000"/>
-          <w:sz w:val="24"/>
-        </w:rPr>
-        <w:t>Святого</w:t>
-      </w:r>
-      <w:r>
-        <w:rPr>
-          <w:rFonts w:ascii="Times New Roman" w:hAnsi="Times New Roman"/>
-          <w:color w:val="000000"/>
-          <w:sz w:val="24"/>
-        </w:rPr>
-        <w:t xml:space="preserve"> </w:t>
-      </w:r>
-      <w:r>
-        <w:rPr>
-          <w:rFonts w:ascii="Times New Roman" w:hAnsi="Times New Roman"/>
-          <w:color w:val="000000"/>
-          <w:sz w:val="24"/>
-        </w:rPr>
-        <w:t>Духа,</w:t>
-      </w:r>
-      <w:r>
-        <w:rPr>
-          <w:rFonts w:ascii="Times New Roman" w:hAnsi="Times New Roman"/>
-          <w:color w:val="000000"/>
-          <w:sz w:val="24"/>
-        </w:rPr>
-        <w:t xml:space="preserve"> </w:t>
-      </w:r>
-      <w:r>
-        <w:rPr>
-          <w:rFonts w:ascii="Times New Roman" w:hAnsi="Times New Roman"/>
-          <w:color w:val="000000"/>
-          <w:sz w:val="24"/>
-        </w:rPr>
-        <w:t>нині,</w:t>
-      </w:r>
-      <w:r>
-        <w:rPr>
-          <w:rFonts w:ascii="Times New Roman" w:hAnsi="Times New Roman"/>
-          <w:color w:val="000000"/>
-          <w:sz w:val="24"/>
-        </w:rPr>
-        <w:t xml:space="preserve"> </w:t>
-      </w:r>
-      <w:r>
-        <w:rPr>
-          <w:rFonts w:ascii="Times New Roman" w:hAnsi="Times New Roman"/>
-          <w:color w:val="000000"/>
-          <w:sz w:val="24"/>
-        </w:rPr>
-        <w:t>і</w:t>
-      </w:r>
-      <w:r>
-        <w:rPr>
-          <w:rFonts w:ascii="Times New Roman" w:hAnsi="Times New Roman"/>
-          <w:color w:val="000000"/>
-          <w:sz w:val="24"/>
-        </w:rPr>
-        <w:t xml:space="preserve"> </w:t>
-      </w:r>
-      <w:r>
-        <w:rPr>
-          <w:rFonts w:ascii="Times New Roman" w:hAnsi="Times New Roman"/>
-          <w:color w:val="000000"/>
-          <w:sz w:val="24"/>
-        </w:rPr>
-        <w:t>повсякчас,</w:t>
-      </w:r>
-      <w:r>
-        <w:rPr>
-          <w:rFonts w:ascii="Times New Roman" w:hAnsi="Times New Roman"/>
-          <w:color w:val="000000"/>
-          <w:sz w:val="24"/>
-        </w:rPr>
-        <w:t xml:space="preserve"> </w:t>
-      </w:r>
-      <w:r>
-        <w:rPr>
-          <w:rFonts w:ascii="Times New Roman" w:hAnsi="Times New Roman"/>
-          <w:color w:val="000000"/>
-          <w:sz w:val="24"/>
-        </w:rPr>
-        <w:t>і</w:t>
-      </w:r>
-      <w:r>
-        <w:rPr>
-          <w:rFonts w:ascii="Times New Roman" w:hAnsi="Times New Roman"/>
-          <w:color w:val="000000"/>
-          <w:sz w:val="24"/>
-        </w:rPr>
-        <w:t xml:space="preserve"> </w:t>
-      </w:r>
-      <w:r>
-        <w:rPr>
-          <w:rFonts w:ascii="Times New Roman" w:hAnsi="Times New Roman"/>
-          <w:color w:val="000000"/>
-          <w:sz w:val="24"/>
-        </w:rPr>
-        <w:t>на</w:t>
-      </w:r>
-      <w:r>
-        <w:rPr>
-          <w:rFonts w:ascii="Times New Roman" w:hAnsi="Times New Roman"/>
-          <w:color w:val="000000"/>
-          <w:sz w:val="24"/>
-        </w:rPr>
-        <w:t xml:space="preserve"> </w:t>
-      </w:r>
-      <w:r>
-        <w:rPr>
-          <w:rFonts w:ascii="Times New Roman" w:hAnsi="Times New Roman"/>
-          <w:color w:val="000000"/>
-          <w:sz w:val="24"/>
-        </w:rPr>
-        <w:t>віки</w:t>
-      </w:r>
-      <w:r>
-        <w:rPr>
-          <w:rFonts w:ascii="Times New Roman" w:hAnsi="Times New Roman"/>
-          <w:color w:val="000000"/>
-          <w:sz w:val="24"/>
-        </w:rPr>
-        <w:t xml:space="preserve"> </w:t>
-      </w:r>
-      <w:r>
-        <w:rPr>
-          <w:rFonts w:ascii="Times New Roman" w:hAnsi="Times New Roman"/>
-          <w:color w:val="000000"/>
-          <w:sz w:val="24"/>
-        </w:rPr>
-        <w:t>віків.</w:t>
+          <w:sz w:val="24"/>
+        </w:rPr>
+        <w:t xml:space="preserve"> Бо Твоя є влада і Твоє є царство, і сила, і слава, Отця, і Сина, і Святого Духа, нині, і повсякчас, і на віки віків.</w:t>
       </w:r>
     </w:p>
     <w:p>
@@ -39837,7 +37934,7 @@
         <w:rPr>
           <w:rFonts w:ascii="Times New Roman" w:hAnsi="Times New Roman"/>
           <w:i/>
-          <w:color w:val="FF4400"/>
+          <w:color w:val="FF0000"/>
           <w:sz w:val="24"/>
         </w:rPr>
         <w:t>Священник:</w:t>
@@ -39845,386 +37942,9 @@
       <w:r>
         <w:rPr>
           <w:rFonts w:ascii="Times New Roman" w:hAnsi="Times New Roman"/>
-          <w:color w:val="000000"/>
-          <w:sz w:val="24"/>
-        </w:rPr>
-        <w:t xml:space="preserve"> </w:t>
-      </w:r>
-      <w:r>
-        <w:rPr>
-          <w:rFonts w:ascii="Times New Roman" w:hAnsi="Times New Roman"/>
-          <w:color w:val="000000"/>
-          <w:sz w:val="24"/>
-        </w:rPr>
-        <w:t>Бо</w:t>
-      </w:r>
-      <w:r>
-        <w:rPr>
-          <w:rFonts w:ascii="Times New Roman" w:hAnsi="Times New Roman"/>
-          <w:color w:val="000000"/>
-          <w:sz w:val="24"/>
-        </w:rPr>
-        <w:t xml:space="preserve"> </w:t>
-      </w:r>
-      <w:r>
-        <w:rPr>
-          <w:rFonts w:ascii="Times New Roman" w:hAnsi="Times New Roman"/>
-          <w:color w:val="000000"/>
-          <w:sz w:val="24"/>
-        </w:rPr>
-        <w:t>Ти</w:t>
-      </w:r>
-      <w:r>
-        <w:rPr>
-          <w:rFonts w:ascii="Times New Roman" w:hAnsi="Times New Roman"/>
-          <w:color w:val="000000"/>
-          <w:sz w:val="24"/>
-        </w:rPr>
-        <w:t xml:space="preserve"> </w:t>
-      </w:r>
-      <w:r>
-        <w:rPr>
-          <w:rFonts w:ascii="Times New Roman" w:hAnsi="Times New Roman"/>
-          <w:color w:val="000000"/>
-          <w:sz w:val="24"/>
-        </w:rPr>
-        <w:t>благий</w:t>
-      </w:r>
-      <w:r>
-        <w:rPr>
-          <w:rFonts w:ascii="Times New Roman" w:hAnsi="Times New Roman"/>
-          <w:color w:val="000000"/>
-          <w:sz w:val="24"/>
-        </w:rPr>
-        <w:t xml:space="preserve"> </w:t>
-      </w:r>
-      <w:r>
-        <w:rPr>
-          <w:rFonts w:ascii="Times New Roman" w:hAnsi="Times New Roman"/>
-          <w:color w:val="000000"/>
-          <w:sz w:val="24"/>
-        </w:rPr>
-        <w:t>і</w:t>
-      </w:r>
-      <w:r>
-        <w:rPr>
-          <w:rFonts w:ascii="Times New Roman" w:hAnsi="Times New Roman"/>
-          <w:color w:val="000000"/>
-          <w:sz w:val="24"/>
-        </w:rPr>
-        <w:t xml:space="preserve"> </w:t>
-      </w:r>
-      <w:r>
-        <w:rPr>
-          <w:rFonts w:ascii="Times New Roman" w:hAnsi="Times New Roman"/>
-          <w:color w:val="000000"/>
-          <w:sz w:val="24"/>
-        </w:rPr>
-        <w:t>людинолюбний</w:t>
-      </w:r>
-      <w:r>
-        <w:rPr>
-          <w:rFonts w:ascii="Times New Roman" w:hAnsi="Times New Roman"/>
-          <w:color w:val="000000"/>
-          <w:sz w:val="24"/>
-        </w:rPr>
-        <w:t xml:space="preserve"> </w:t>
-      </w:r>
-      <w:r>
-        <w:rPr>
-          <w:rFonts w:ascii="Times New Roman" w:hAnsi="Times New Roman"/>
-          <w:color w:val="000000"/>
-          <w:sz w:val="24"/>
-        </w:rPr>
-        <w:t>Бог</w:t>
-      </w:r>
-      <w:r>
-        <w:rPr>
-          <w:rFonts w:ascii="Times New Roman" w:hAnsi="Times New Roman"/>
-          <w:color w:val="000000"/>
-          <w:sz w:val="24"/>
-        </w:rPr>
-        <w:t xml:space="preserve"> </w:t>
-      </w:r>
-      <w:r>
-        <w:rPr>
-          <w:rFonts w:ascii="Times New Roman" w:hAnsi="Times New Roman"/>
-          <w:color w:val="000000"/>
-          <w:sz w:val="24"/>
-        </w:rPr>
-        <w:t>–</w:t>
-      </w:r>
-      <w:r>
-        <w:rPr>
-          <w:rFonts w:ascii="Times New Roman" w:hAnsi="Times New Roman"/>
-          <w:color w:val="000000"/>
-          <w:sz w:val="24"/>
-        </w:rPr>
-        <w:t xml:space="preserve"> </w:t>
-      </w:r>
-      <w:r>
-        <w:rPr>
-          <w:rFonts w:ascii="Times New Roman" w:hAnsi="Times New Roman"/>
-          <w:color w:val="000000"/>
-          <w:sz w:val="24"/>
-        </w:rPr>
-        <w:t>і</w:t>
-      </w:r>
-      <w:r>
-        <w:rPr>
-          <w:rFonts w:ascii="Times New Roman" w:hAnsi="Times New Roman"/>
-          <w:color w:val="000000"/>
-          <w:sz w:val="24"/>
-        </w:rPr>
-        <w:t xml:space="preserve"> </w:t>
-      </w:r>
-      <w:r>
-        <w:rPr>
-          <w:rFonts w:ascii="Times New Roman" w:hAnsi="Times New Roman"/>
-          <w:color w:val="000000"/>
-          <w:sz w:val="24"/>
-        </w:rPr>
-        <w:t>Тобі</w:t>
-      </w:r>
-      <w:r>
-        <w:rPr>
-          <w:rFonts w:ascii="Times New Roman" w:hAnsi="Times New Roman"/>
-          <w:color w:val="000000"/>
-          <w:sz w:val="24"/>
-        </w:rPr>
-        <w:t xml:space="preserve"> </w:t>
-      </w:r>
-      <w:r>
-        <w:rPr>
-          <w:rFonts w:ascii="Times New Roman" w:hAnsi="Times New Roman"/>
-          <w:color w:val="000000"/>
-          <w:sz w:val="24"/>
-        </w:rPr>
-        <w:t>славу</w:t>
-      </w:r>
-      <w:r>
-        <w:rPr>
-          <w:rFonts w:ascii="Times New Roman" w:hAnsi="Times New Roman"/>
-          <w:color w:val="000000"/>
-          <w:sz w:val="24"/>
-        </w:rPr>
-        <w:t xml:space="preserve"> </w:t>
-      </w:r>
-      <w:r>
-        <w:rPr>
-          <w:rFonts w:ascii="Times New Roman" w:hAnsi="Times New Roman"/>
-          <w:color w:val="000000"/>
-          <w:sz w:val="24"/>
-        </w:rPr>
-        <w:t>возсилаємо,</w:t>
-      </w:r>
-      <w:r>
-        <w:rPr>
-          <w:rFonts w:ascii="Times New Roman" w:hAnsi="Times New Roman"/>
-          <w:color w:val="000000"/>
-          <w:sz w:val="24"/>
-        </w:rPr>
-        <w:t xml:space="preserve"> </w:t>
-      </w:r>
-      <w:r>
-        <w:rPr>
-          <w:rFonts w:ascii="Times New Roman" w:hAnsi="Times New Roman"/>
-          <w:color w:val="000000"/>
-          <w:sz w:val="24"/>
-        </w:rPr>
-        <w:t>Отцю,</w:t>
-      </w:r>
-      <w:r>
-        <w:rPr>
-          <w:rFonts w:ascii="Times New Roman" w:hAnsi="Times New Roman"/>
-          <w:color w:val="000000"/>
-          <w:sz w:val="24"/>
-        </w:rPr>
-        <w:t xml:space="preserve"> </w:t>
-      </w:r>
-      <w:r>
-        <w:rPr>
-          <w:rFonts w:ascii="Times New Roman" w:hAnsi="Times New Roman"/>
-          <w:color w:val="000000"/>
-          <w:sz w:val="24"/>
-        </w:rPr>
-        <w:t>і</w:t>
-      </w:r>
-      <w:r>
-        <w:rPr>
-          <w:rFonts w:ascii="Times New Roman" w:hAnsi="Times New Roman"/>
-          <w:color w:val="000000"/>
-          <w:sz w:val="24"/>
-        </w:rPr>
-        <w:t xml:space="preserve"> </w:t>
-      </w:r>
-      <w:r>
-        <w:rPr>
-          <w:rFonts w:ascii="Times New Roman" w:hAnsi="Times New Roman"/>
-          <w:color w:val="000000"/>
-          <w:sz w:val="24"/>
-        </w:rPr>
-        <w:t>Сину,</w:t>
-      </w:r>
-      <w:r>
-        <w:rPr>
-          <w:rFonts w:ascii="Times New Roman" w:hAnsi="Times New Roman"/>
-          <w:color w:val="000000"/>
-          <w:sz w:val="24"/>
-        </w:rPr>
-        <w:t xml:space="preserve"> </w:t>
-      </w:r>
-      <w:r>
-        <w:rPr>
-          <w:rFonts w:ascii="Times New Roman" w:hAnsi="Times New Roman"/>
-          <w:color w:val="000000"/>
-          <w:sz w:val="24"/>
-        </w:rPr>
-        <w:t>і</w:t>
-      </w:r>
-      <w:r>
-        <w:rPr>
-          <w:rFonts w:ascii="Times New Roman" w:hAnsi="Times New Roman"/>
-          <w:color w:val="000000"/>
-          <w:sz w:val="24"/>
-        </w:rPr>
-        <w:t xml:space="preserve"> </w:t>
-      </w:r>
-      <w:r>
-        <w:rPr>
-          <w:rFonts w:ascii="Times New Roman" w:hAnsi="Times New Roman"/>
-          <w:color w:val="000000"/>
-          <w:sz w:val="24"/>
-        </w:rPr>
-        <w:t>Святому</w:t>
-      </w:r>
-      <w:r>
-        <w:rPr>
-          <w:rFonts w:ascii="Times New Roman" w:hAnsi="Times New Roman"/>
-          <w:color w:val="000000"/>
-          <w:sz w:val="24"/>
-        </w:rPr>
-        <w:t xml:space="preserve"> </w:t>
-      </w:r>
-      <w:r>
-        <w:rPr>
-          <w:rFonts w:ascii="Times New Roman" w:hAnsi="Times New Roman"/>
-          <w:color w:val="000000"/>
-          <w:sz w:val="24"/>
-        </w:rPr>
-        <w:t>Духові,</w:t>
-      </w:r>
-      <w:r>
-        <w:rPr>
-          <w:rFonts w:ascii="Times New Roman" w:hAnsi="Times New Roman"/>
-          <w:color w:val="000000"/>
-          <w:sz w:val="24"/>
-        </w:rPr>
-        <w:t xml:space="preserve"> </w:t>
-      </w:r>
-      <w:r>
-        <w:rPr>
-          <w:rFonts w:ascii="Times New Roman" w:hAnsi="Times New Roman"/>
-          <w:color w:val="000000"/>
-          <w:sz w:val="24"/>
-        </w:rPr>
-        <w:t>нині,</w:t>
-      </w:r>
-      <w:r>
-        <w:rPr>
-          <w:rFonts w:ascii="Times New Roman" w:hAnsi="Times New Roman"/>
-          <w:color w:val="000000"/>
-          <w:sz w:val="24"/>
-        </w:rPr>
-        <w:t xml:space="preserve"> </w:t>
-      </w:r>
-      <w:r>
-        <w:rPr>
-          <w:rFonts w:ascii="Times New Roman" w:hAnsi="Times New Roman"/>
-          <w:color w:val="000000"/>
-          <w:sz w:val="24"/>
-        </w:rPr>
-        <w:t>і</w:t>
-      </w:r>
-      <w:r>
-        <w:rPr>
-          <w:rFonts w:ascii="Times New Roman" w:hAnsi="Times New Roman"/>
-          <w:color w:val="000000"/>
-          <w:sz w:val="24"/>
-        </w:rPr>
-        <w:t xml:space="preserve"> </w:t>
-      </w:r>
-      <w:r>
-        <w:rPr>
-          <w:rFonts w:ascii="Times New Roman" w:hAnsi="Times New Roman"/>
-          <w:color w:val="000000"/>
-          <w:sz w:val="24"/>
-        </w:rPr>
-        <w:t>повсякчас,</w:t>
-      </w:r>
-      <w:r>
-        <w:rPr>
-          <w:rFonts w:ascii="Times New Roman" w:hAnsi="Times New Roman"/>
-          <w:color w:val="000000"/>
-          <w:sz w:val="24"/>
-        </w:rPr>
-        <w:t xml:space="preserve"> </w:t>
-      </w:r>
-      <w:r>
-        <w:rPr>
-          <w:rFonts w:ascii="Times New Roman" w:hAnsi="Times New Roman"/>
-          <w:color w:val="000000"/>
-          <w:sz w:val="24"/>
-        </w:rPr>
-        <w:t>і</w:t>
-      </w:r>
-      <w:r>
-        <w:rPr>
-          <w:rFonts w:ascii="Times New Roman" w:hAnsi="Times New Roman"/>
-          <w:color w:val="000000"/>
-          <w:sz w:val="24"/>
-        </w:rPr>
-        <w:t xml:space="preserve"> </w:t>
-      </w:r>
-      <w:r>
-        <w:rPr>
-          <w:rFonts w:ascii="Times New Roman" w:hAnsi="Times New Roman"/>
-          <w:color w:val="000000"/>
-          <w:sz w:val="24"/>
-        </w:rPr>
-        <w:t>на</w:t>
-      </w:r>
-      <w:r>
-        <w:rPr>
-          <w:rFonts w:ascii="Times New Roman" w:hAnsi="Times New Roman"/>
-          <w:color w:val="000000"/>
-          <w:sz w:val="24"/>
-        </w:rPr>
-        <w:t xml:space="preserve"> </w:t>
-      </w:r>
-      <w:r>
-        <w:rPr>
-          <w:rFonts w:ascii="Times New Roman" w:hAnsi="Times New Roman"/>
-          <w:color w:val="000000"/>
-          <w:sz w:val="24"/>
-        </w:rPr>
-        <w:t>віки</w:t>
-      </w:r>
-      <w:r>
-        <w:rPr>
-          <w:rFonts w:ascii="Times New Roman" w:hAnsi="Times New Roman"/>
-          <w:color w:val="000000"/>
-          <w:sz w:val="24"/>
-        </w:rPr>
-        <w:t xml:space="preserve"> </w:t>
-      </w:r>
-      <w:r>
-        <w:rPr>
-          <w:rFonts w:ascii="Times New Roman" w:hAnsi="Times New Roman"/>
-          <w:color w:val="000000"/>
-          <w:sz w:val="24"/>
-        </w:rPr>
-        <w:t>віків.</w:t>
+          <w:sz w:val="24"/>
+        </w:rPr>
+        <w:t xml:space="preserve"> Бо Ти благий і людинолюбний Бог – і Тобі славу возсилаємо, Отцю, і Сину, і Святому Духові, нині, і повсякчас, і на віки віків.</w:t>
       </w:r>
     </w:p>
     <w:p>
@@ -42260,332 +39980,9 @@
       <w:r>
         <w:rPr>
           <w:rFonts w:ascii="Times New Roman" w:hAnsi="Times New Roman"/>
-          <w:i/>
-          <w:color w:val="FF0000"/>
-          <w:sz w:val="24"/>
-        </w:rPr>
-        <w:t xml:space="preserve"> </w:t>
-      </w:r>
-      <w:r>
-        <w:rPr>
-          <w:rFonts w:ascii="Times New Roman" w:hAnsi="Times New Roman"/>
-          <w:color w:val="000000"/>
-          <w:sz w:val="24"/>
-        </w:rPr>
-        <w:t>Бо</w:t>
-      </w:r>
-      <w:r>
-        <w:rPr>
-          <w:rFonts w:ascii="Times New Roman" w:hAnsi="Times New Roman"/>
-          <w:color w:val="000000"/>
-          <w:sz w:val="24"/>
-        </w:rPr>
-        <w:t xml:space="preserve"> </w:t>
-      </w:r>
-      <w:r>
-        <w:rPr>
-          <w:rFonts w:ascii="Times New Roman" w:hAnsi="Times New Roman"/>
-          <w:color w:val="000000"/>
-          <w:sz w:val="24"/>
-        </w:rPr>
-        <w:t>Ти</w:t>
-      </w:r>
-      <w:r>
-        <w:rPr>
-          <w:rFonts w:ascii="Times New Roman" w:hAnsi="Times New Roman"/>
-          <w:color w:val="000000"/>
-          <w:sz w:val="24"/>
-        </w:rPr>
-        <w:t xml:space="preserve"> </w:t>
-      </w:r>
-      <w:r>
-        <w:rPr>
-          <w:rFonts w:ascii="Times New Roman" w:hAnsi="Times New Roman"/>
-          <w:color w:val="000000"/>
-          <w:sz w:val="24"/>
-        </w:rPr>
-        <w:t>Бог</w:t>
-      </w:r>
-      <w:r>
-        <w:rPr>
-          <w:rFonts w:ascii="Times New Roman" w:hAnsi="Times New Roman"/>
-          <w:color w:val="000000"/>
-          <w:sz w:val="24"/>
-        </w:rPr>
-        <w:t xml:space="preserve"> </w:t>
-      </w:r>
-      <w:r>
-        <w:rPr>
-          <w:rFonts w:ascii="Times New Roman" w:hAnsi="Times New Roman"/>
-          <w:color w:val="000000"/>
-          <w:sz w:val="24"/>
-        </w:rPr>
-        <w:t>наш</w:t>
-      </w:r>
-      <w:r>
-        <w:rPr>
-          <w:rFonts w:ascii="Times New Roman" w:hAnsi="Times New Roman"/>
-          <w:color w:val="000000"/>
-          <w:sz w:val="24"/>
-        </w:rPr>
-        <w:t xml:space="preserve"> </w:t>
-      </w:r>
-      <w:r>
-        <w:rPr>
-          <w:rFonts w:ascii="Times New Roman" w:hAnsi="Times New Roman"/>
-          <w:color w:val="000000"/>
-          <w:sz w:val="24"/>
-        </w:rPr>
-        <w:t>і</w:t>
-      </w:r>
-      <w:r>
-        <w:rPr>
-          <w:rFonts w:ascii="Times New Roman" w:hAnsi="Times New Roman"/>
-          <w:color w:val="000000"/>
-          <w:sz w:val="24"/>
-        </w:rPr>
-        <w:t xml:space="preserve"> </w:t>
-      </w:r>
-      <w:r>
-        <w:rPr>
-          <w:rFonts w:ascii="Times New Roman" w:hAnsi="Times New Roman"/>
-          <w:color w:val="000000"/>
-          <w:sz w:val="24"/>
-        </w:rPr>
-        <w:t>Тобі</w:t>
-      </w:r>
-      <w:r>
-        <w:rPr>
-          <w:rFonts w:ascii="Times New Roman" w:hAnsi="Times New Roman"/>
-          <w:color w:val="000000"/>
-          <w:sz w:val="24"/>
-        </w:rPr>
-        <w:t xml:space="preserve"> </w:t>
-      </w:r>
-      <w:r>
-        <w:rPr>
-          <w:rFonts w:ascii="Times New Roman" w:hAnsi="Times New Roman"/>
-          <w:color w:val="000000"/>
-          <w:sz w:val="24"/>
-        </w:rPr>
-        <w:t>славу</w:t>
-      </w:r>
-      <w:r>
-        <w:rPr>
-          <w:rFonts w:ascii="Times New Roman" w:hAnsi="Times New Roman"/>
-          <w:color w:val="000000"/>
-          <w:sz w:val="24"/>
-        </w:rPr>
-        <w:t xml:space="preserve"> </w:t>
-      </w:r>
-      <w:r>
-        <w:rPr>
-          <w:rFonts w:ascii="Times New Roman" w:hAnsi="Times New Roman"/>
-          <w:color w:val="000000"/>
-          <w:sz w:val="24"/>
-        </w:rPr>
-        <w:t>возсилаємо:</w:t>
-      </w:r>
-      <w:r>
-        <w:rPr>
-          <w:rFonts w:ascii="Times New Roman" w:hAnsi="Times New Roman"/>
-          <w:color w:val="000000"/>
-          <w:sz w:val="24"/>
-        </w:rPr>
-        <w:t xml:space="preserve"> </w:t>
-      </w:r>
-      <w:r>
-        <w:rPr>
-          <w:rFonts w:ascii="Times New Roman" w:hAnsi="Times New Roman"/>
-          <w:color w:val="000000"/>
-          <w:sz w:val="24"/>
-        </w:rPr>
-        <w:t>Отцю,</w:t>
-      </w:r>
-      <w:r>
-        <w:rPr>
-          <w:rFonts w:ascii="Times New Roman" w:hAnsi="Times New Roman"/>
-          <w:color w:val="000000"/>
-          <w:sz w:val="24"/>
-        </w:rPr>
-        <w:t xml:space="preserve"> </w:t>
-      </w:r>
-      <w:r>
-        <w:rPr>
-          <w:rFonts w:ascii="Times New Roman" w:hAnsi="Times New Roman"/>
-          <w:color w:val="000000"/>
-          <w:sz w:val="24"/>
-        </w:rPr>
-        <w:t>і</w:t>
-      </w:r>
-      <w:r>
-        <w:rPr>
-          <w:rFonts w:ascii="Times New Roman" w:hAnsi="Times New Roman"/>
-          <w:color w:val="000000"/>
-          <w:sz w:val="24"/>
-        </w:rPr>
-        <w:t xml:space="preserve"> </w:t>
-      </w:r>
-      <w:r>
-        <w:rPr>
-          <w:rFonts w:ascii="Times New Roman" w:hAnsi="Times New Roman"/>
-          <w:color w:val="000000"/>
-          <w:sz w:val="24"/>
-        </w:rPr>
-        <w:t>Сину,</w:t>
-      </w:r>
-      <w:r>
-        <w:rPr>
-          <w:rFonts w:ascii="Times New Roman" w:hAnsi="Times New Roman"/>
-          <w:color w:val="000000"/>
-          <w:sz w:val="24"/>
-        </w:rPr>
-        <w:t xml:space="preserve"> </w:t>
-      </w:r>
-      <w:r>
-        <w:rPr>
-          <w:rFonts w:ascii="Times New Roman" w:hAnsi="Times New Roman"/>
-          <w:color w:val="000000"/>
-          <w:sz w:val="24"/>
-        </w:rPr>
-        <w:t>і</w:t>
-      </w:r>
-      <w:r>
-        <w:rPr>
-          <w:rFonts w:ascii="Times New Roman" w:hAnsi="Times New Roman"/>
-          <w:color w:val="000000"/>
-          <w:sz w:val="24"/>
-        </w:rPr>
-        <w:t xml:space="preserve"> </w:t>
-      </w:r>
-      <w:r>
-        <w:rPr>
-          <w:rFonts w:ascii="Times New Roman" w:hAnsi="Times New Roman"/>
-          <w:color w:val="000000"/>
-          <w:sz w:val="24"/>
-        </w:rPr>
-        <w:t>Святому</w:t>
-      </w:r>
-      <w:r>
-        <w:rPr>
-          <w:rFonts w:ascii="Times New Roman" w:hAnsi="Times New Roman"/>
-          <w:color w:val="000000"/>
-          <w:sz w:val="24"/>
-        </w:rPr>
-        <w:t xml:space="preserve"> </w:t>
-      </w:r>
-      <w:r>
-        <w:rPr>
-          <w:rFonts w:ascii="Times New Roman" w:hAnsi="Times New Roman"/>
-          <w:color w:val="000000"/>
-          <w:sz w:val="24"/>
-        </w:rPr>
-        <w:t>Духові</w:t>
-      </w:r>
-      <w:r>
-        <w:rPr>
-          <w:rFonts w:ascii="Times New Roman" w:hAnsi="Times New Roman"/>
-          <w:sz w:val="24"/>
-        </w:rPr>
-        <w:t>,</w:t>
-      </w:r>
-      <w:r>
-        <w:rPr>
-          <w:rFonts w:ascii="Times New Roman" w:hAnsi="Times New Roman"/>
-          <w:sz w:val="24"/>
-        </w:rPr>
-        <w:t xml:space="preserve"> </w:t>
-      </w:r>
-      <w:r>
-        <w:rPr>
-          <w:rFonts w:ascii="Times New Roman" w:hAnsi="Times New Roman"/>
-          <w:sz w:val="24"/>
-        </w:rPr>
-        <w:t>нині,</w:t>
-      </w:r>
-      <w:r>
-        <w:rPr>
-          <w:rFonts w:ascii="Times New Roman" w:hAnsi="Times New Roman"/>
-          <w:sz w:val="24"/>
-        </w:rPr>
-        <w:t xml:space="preserve"> </w:t>
-      </w:r>
-      <w:r>
-        <w:rPr>
-          <w:rFonts w:ascii="Times New Roman" w:hAnsi="Times New Roman"/>
-          <w:sz w:val="24"/>
-        </w:rPr>
-        <w:t>і</w:t>
-      </w:r>
-      <w:r>
-        <w:rPr>
-          <w:rFonts w:ascii="Times New Roman" w:hAnsi="Times New Roman"/>
-          <w:sz w:val="24"/>
-        </w:rPr>
-        <w:t xml:space="preserve"> </w:t>
-      </w:r>
-      <w:r>
-        <w:rPr>
-          <w:rFonts w:ascii="Times New Roman" w:hAnsi="Times New Roman"/>
-          <w:sz w:val="24"/>
-        </w:rPr>
-        <w:t>повсякчас,</w:t>
-      </w:r>
-      <w:r>
-        <w:rPr>
-          <w:rFonts w:ascii="Times New Roman" w:hAnsi="Times New Roman"/>
-          <w:sz w:val="24"/>
-        </w:rPr>
-        <w:t xml:space="preserve"> </w:t>
-      </w:r>
-      <w:r>
-        <w:rPr>
-          <w:rFonts w:ascii="Times New Roman" w:hAnsi="Times New Roman"/>
-          <w:sz w:val="24"/>
-        </w:rPr>
-        <w:t>і</w:t>
-      </w:r>
-      <w:r>
-        <w:rPr>
-          <w:rFonts w:ascii="Times New Roman" w:hAnsi="Times New Roman"/>
-          <w:sz w:val="24"/>
-        </w:rPr>
-        <w:t xml:space="preserve"> </w:t>
-      </w:r>
-      <w:r>
-        <w:rPr>
-          <w:rFonts w:ascii="Times New Roman" w:hAnsi="Times New Roman"/>
-          <w:sz w:val="24"/>
-        </w:rPr>
-        <w:t>на</w:t>
-      </w:r>
-      <w:r>
-        <w:rPr>
-          <w:rFonts w:ascii="Times New Roman" w:hAnsi="Times New Roman"/>
-          <w:sz w:val="24"/>
-        </w:rPr>
-        <w:t xml:space="preserve"> </w:t>
-      </w:r>
-      <w:r>
-        <w:rPr>
-          <w:rFonts w:ascii="Times New Roman" w:hAnsi="Times New Roman"/>
-          <w:sz w:val="24"/>
-        </w:rPr>
-        <w:t>віки</w:t>
-      </w:r>
-      <w:r>
-        <w:rPr>
-          <w:rFonts w:ascii="Times New Roman" w:hAnsi="Times New Roman"/>
-          <w:sz w:val="24"/>
-        </w:rPr>
-        <w:t xml:space="preserve"> </w:t>
-      </w:r>
-      <w:r>
-        <w:rPr>
-          <w:rFonts w:ascii="Times New Roman" w:hAnsi="Times New Roman"/>
-          <w:sz w:val="24"/>
-        </w:rPr>
-        <w:t>віків.</w:t>
+          <w:sz w:val="24"/>
+        </w:rPr>
+        <w:t xml:space="preserve"> Бо Ти Бог наш і Тобі славу возсилаємо: Отцю, і Сину, і Святому Духові, нині, і повсякчас, і на віки віків.</w:t>
       </w:r>
     </w:p>
     <w:p>
@@ -44272,412 +41669,9 @@
       <w:r>
         <w:rPr>
           <w:rFonts w:ascii="Times New Roman" w:hAnsi="Times New Roman"/>
-          <w:i/>
-          <w:color w:val="FF0000"/>
-          <w:sz w:val="24"/>
-        </w:rPr>
-        <w:t xml:space="preserve"> </w:t>
-      </w:r>
-      <w:r>
-        <w:rPr>
-          <w:rFonts w:ascii="Times New Roman" w:hAnsi="Times New Roman"/>
-          <w:color w:val="000000"/>
-          <w:sz w:val="24"/>
-        </w:rPr>
-        <w:t>Бо</w:t>
-      </w:r>
-      <w:r>
-        <w:rPr>
-          <w:rFonts w:ascii="Times New Roman" w:hAnsi="Times New Roman"/>
-          <w:color w:val="000000"/>
-          <w:sz w:val="24"/>
-        </w:rPr>
-        <w:t xml:space="preserve"> </w:t>
-      </w:r>
-      <w:r>
-        <w:rPr>
-          <w:rFonts w:ascii="Times New Roman" w:hAnsi="Times New Roman"/>
-          <w:color w:val="000000"/>
-          <w:sz w:val="24"/>
-        </w:rPr>
-        <w:t>Ти</w:t>
-      </w:r>
-      <w:r>
-        <w:rPr>
-          <w:rFonts w:ascii="Times New Roman" w:hAnsi="Times New Roman"/>
-          <w:color w:val="000000"/>
-          <w:sz w:val="24"/>
-        </w:rPr>
-        <w:t xml:space="preserve"> </w:t>
-      </w:r>
-      <w:r>
-        <w:rPr>
-          <w:rFonts w:ascii="Times New Roman" w:hAnsi="Times New Roman"/>
-          <w:color w:val="000000"/>
-          <w:sz w:val="24"/>
-        </w:rPr>
-        <w:t>цар</w:t>
-      </w:r>
-      <w:r>
-        <w:rPr>
-          <w:rFonts w:ascii="Times New Roman" w:hAnsi="Times New Roman"/>
-          <w:color w:val="000000"/>
-          <w:sz w:val="24"/>
-        </w:rPr>
-        <w:t xml:space="preserve"> </w:t>
-      </w:r>
-      <w:r>
-        <w:rPr>
-          <w:rFonts w:ascii="Times New Roman" w:hAnsi="Times New Roman"/>
-          <w:color w:val="000000"/>
-          <w:sz w:val="24"/>
-        </w:rPr>
-        <w:t>миру</w:t>
-      </w:r>
-      <w:r>
-        <w:rPr>
-          <w:rFonts w:ascii="Times New Roman" w:hAnsi="Times New Roman"/>
-          <w:color w:val="000000"/>
-          <w:sz w:val="24"/>
-        </w:rPr>
-        <w:t xml:space="preserve"> </w:t>
-      </w:r>
-      <w:r>
-        <w:rPr>
-          <w:rFonts w:ascii="Times New Roman" w:hAnsi="Times New Roman"/>
-          <w:color w:val="000000"/>
-          <w:sz w:val="24"/>
-        </w:rPr>
-        <w:t>і</w:t>
-      </w:r>
-      <w:r>
-        <w:rPr>
-          <w:rFonts w:ascii="Times New Roman" w:hAnsi="Times New Roman"/>
-          <w:color w:val="000000"/>
-          <w:sz w:val="24"/>
-        </w:rPr>
-        <w:t xml:space="preserve"> </w:t>
-      </w:r>
-      <w:r>
-        <w:rPr>
-          <w:rFonts w:ascii="Times New Roman" w:hAnsi="Times New Roman"/>
-          <w:color w:val="000000"/>
-          <w:sz w:val="24"/>
-        </w:rPr>
-        <w:t>Спас</w:t>
-      </w:r>
-      <w:r>
-        <w:rPr>
-          <w:rFonts w:ascii="Times New Roman" w:hAnsi="Times New Roman"/>
-          <w:color w:val="000000"/>
-          <w:sz w:val="24"/>
-        </w:rPr>
-        <w:t xml:space="preserve"> </w:t>
-      </w:r>
-      <w:r>
-        <w:rPr>
-          <w:rFonts w:ascii="Times New Roman" w:hAnsi="Times New Roman"/>
-          <w:color w:val="000000"/>
-          <w:sz w:val="24"/>
-        </w:rPr>
-        <w:t>душ</w:t>
-      </w:r>
-      <w:r>
-        <w:rPr>
-          <w:rFonts w:ascii="Times New Roman" w:hAnsi="Times New Roman"/>
-          <w:color w:val="000000"/>
-          <w:sz w:val="24"/>
-        </w:rPr>
-        <w:t xml:space="preserve"> </w:t>
-      </w:r>
-      <w:r>
-        <w:rPr>
-          <w:rFonts w:ascii="Times New Roman" w:hAnsi="Times New Roman"/>
-          <w:color w:val="000000"/>
-          <w:sz w:val="24"/>
-        </w:rPr>
-        <w:t>наших</w:t>
-      </w:r>
-      <w:r>
-        <w:rPr>
-          <w:rFonts w:ascii="Times New Roman" w:hAnsi="Times New Roman"/>
-          <w:color w:val="000000"/>
-          <w:sz w:val="24"/>
-        </w:rPr>
-        <w:t xml:space="preserve"> </w:t>
-      </w:r>
-      <w:r>
-        <w:rPr>
-          <w:rFonts w:ascii="Times New Roman" w:hAnsi="Times New Roman"/>
-          <w:color w:val="000000"/>
-          <w:sz w:val="24"/>
-        </w:rPr>
-        <w:t>–</w:t>
-      </w:r>
-      <w:r>
-        <w:rPr>
-          <w:rFonts w:ascii="Times New Roman" w:hAnsi="Times New Roman"/>
-          <w:color w:val="000000"/>
-          <w:sz w:val="24"/>
-        </w:rPr>
-        <w:t xml:space="preserve"> </w:t>
-      </w:r>
-      <w:r>
-        <w:rPr>
-          <w:rFonts w:ascii="Times New Roman" w:hAnsi="Times New Roman"/>
-          <w:color w:val="000000"/>
-          <w:sz w:val="24"/>
-        </w:rPr>
-        <w:t>і</w:t>
-      </w:r>
-      <w:r>
-        <w:rPr>
-          <w:rFonts w:ascii="Times New Roman" w:hAnsi="Times New Roman"/>
-          <w:color w:val="000000"/>
-          <w:sz w:val="24"/>
-        </w:rPr>
-        <w:t xml:space="preserve"> </w:t>
-      </w:r>
-      <w:r>
-        <w:rPr>
-          <w:rFonts w:ascii="Times New Roman" w:hAnsi="Times New Roman"/>
-          <w:color w:val="000000"/>
-          <w:sz w:val="24"/>
-        </w:rPr>
-        <w:t>Тобі</w:t>
-      </w:r>
-      <w:r>
-        <w:rPr>
-          <w:rFonts w:ascii="Times New Roman" w:hAnsi="Times New Roman"/>
-          <w:color w:val="000000"/>
-          <w:sz w:val="24"/>
-        </w:rPr>
-        <w:t xml:space="preserve"> </w:t>
-      </w:r>
-      <w:r>
-        <w:rPr>
-          <w:rFonts w:ascii="Times New Roman" w:hAnsi="Times New Roman"/>
-          <w:color w:val="000000"/>
-          <w:sz w:val="24"/>
-        </w:rPr>
-        <w:t>славу</w:t>
-      </w:r>
-      <w:r>
-        <w:rPr>
-          <w:rFonts w:ascii="Times New Roman" w:hAnsi="Times New Roman"/>
-          <w:color w:val="000000"/>
-          <w:sz w:val="24"/>
-        </w:rPr>
-        <w:t xml:space="preserve"> </w:t>
-      </w:r>
-      <w:r>
-        <w:rPr>
-          <w:rFonts w:ascii="Times New Roman" w:hAnsi="Times New Roman"/>
-          <w:color w:val="000000"/>
-          <w:sz w:val="24"/>
-        </w:rPr>
-        <w:t>возсилаємо,</w:t>
-      </w:r>
-      <w:r>
-        <w:rPr>
-          <w:rFonts w:ascii="Times New Roman" w:hAnsi="Times New Roman"/>
-          <w:color w:val="000000"/>
-          <w:sz w:val="24"/>
-        </w:rPr>
-        <w:t xml:space="preserve"> </w:t>
-      </w:r>
-      <w:r>
-        <w:rPr>
-          <w:rFonts w:ascii="Times New Roman" w:hAnsi="Times New Roman"/>
-          <w:color w:val="000000"/>
-          <w:sz w:val="24"/>
-        </w:rPr>
-        <w:t>Отцю,</w:t>
-      </w:r>
-      <w:r>
-        <w:rPr>
-          <w:rFonts w:ascii="Times New Roman" w:hAnsi="Times New Roman"/>
-          <w:color w:val="000000"/>
-          <w:sz w:val="24"/>
-        </w:rPr>
-        <w:t xml:space="preserve"> </w:t>
-      </w:r>
-      <w:r>
-        <w:rPr>
-          <w:rFonts w:ascii="Times New Roman" w:hAnsi="Times New Roman"/>
-          <w:color w:val="000000"/>
-          <w:sz w:val="24"/>
-        </w:rPr>
-        <w:t>і</w:t>
-      </w:r>
-      <w:r>
-        <w:rPr>
-          <w:rFonts w:ascii="Times New Roman" w:hAnsi="Times New Roman"/>
-          <w:color w:val="000000"/>
-          <w:sz w:val="24"/>
-        </w:rPr>
-        <w:t xml:space="preserve"> </w:t>
-      </w:r>
-      <w:r>
-        <w:rPr>
-          <w:rFonts w:ascii="Times New Roman" w:hAnsi="Times New Roman"/>
-          <w:color w:val="000000"/>
-          <w:sz w:val="24"/>
-        </w:rPr>
-        <w:t>Сину,</w:t>
-      </w:r>
-      <w:r>
-        <w:rPr>
-          <w:rFonts w:ascii="Times New Roman" w:hAnsi="Times New Roman"/>
-          <w:color w:val="000000"/>
-          <w:sz w:val="24"/>
-        </w:rPr>
-        <w:t xml:space="preserve"> </w:t>
-      </w:r>
-      <w:r>
-        <w:rPr>
-          <w:rFonts w:ascii="Times New Roman" w:hAnsi="Times New Roman"/>
-          <w:color w:val="000000"/>
-          <w:sz w:val="24"/>
-        </w:rPr>
-        <w:t>і</w:t>
-      </w:r>
-      <w:r>
-        <w:rPr>
-          <w:rFonts w:ascii="Times New Roman" w:hAnsi="Times New Roman"/>
-          <w:color w:val="000000"/>
-          <w:sz w:val="24"/>
-        </w:rPr>
-        <w:t xml:space="preserve"> </w:t>
-      </w:r>
-      <w:r>
-        <w:rPr>
-          <w:rFonts w:ascii="Times New Roman" w:hAnsi="Times New Roman"/>
-          <w:color w:val="000000"/>
-          <w:sz w:val="24"/>
-        </w:rPr>
-        <w:t>Святому</w:t>
-      </w:r>
-      <w:r>
-        <w:rPr>
-          <w:rFonts w:ascii="Times New Roman" w:hAnsi="Times New Roman"/>
-          <w:color w:val="000000"/>
-          <w:sz w:val="24"/>
-        </w:rPr>
-        <w:t xml:space="preserve"> </w:t>
-      </w:r>
-      <w:r>
-        <w:rPr>
-          <w:rFonts w:ascii="Times New Roman" w:hAnsi="Times New Roman"/>
-          <w:color w:val="000000"/>
-          <w:sz w:val="24"/>
-        </w:rPr>
-        <w:t>Духові</w:t>
-      </w:r>
-      <w:r>
-        <w:rPr>
-          <w:rFonts w:ascii="Times New Roman" w:hAnsi="Times New Roman"/>
-          <w:sz w:val="24"/>
-        </w:rPr>
-        <w:t>,</w:t>
-      </w:r>
-      <w:r>
-        <w:rPr>
-          <w:rFonts w:ascii="Times New Roman" w:hAnsi="Times New Roman"/>
-          <w:sz w:val="24"/>
-        </w:rPr>
-        <w:t xml:space="preserve"> </w:t>
-      </w:r>
-      <w:r>
-        <w:rPr>
-          <w:rFonts w:ascii="Times New Roman" w:hAnsi="Times New Roman"/>
-          <w:sz w:val="24"/>
-        </w:rPr>
-        <w:t>нині,</w:t>
-      </w:r>
-      <w:r>
-        <w:rPr>
-          <w:rFonts w:ascii="Times New Roman" w:hAnsi="Times New Roman"/>
-          <w:sz w:val="24"/>
-        </w:rPr>
-        <w:t xml:space="preserve"> </w:t>
-      </w:r>
-      <w:r>
-        <w:rPr>
-          <w:rFonts w:ascii="Times New Roman" w:hAnsi="Times New Roman"/>
-          <w:sz w:val="24"/>
-        </w:rPr>
-        <w:t>і</w:t>
-      </w:r>
-      <w:r>
-        <w:rPr>
-          <w:rFonts w:ascii="Times New Roman" w:hAnsi="Times New Roman"/>
-          <w:sz w:val="24"/>
-        </w:rPr>
-        <w:t xml:space="preserve"> </w:t>
-      </w:r>
-      <w:r>
-        <w:rPr>
-          <w:rFonts w:ascii="Times New Roman" w:hAnsi="Times New Roman"/>
-          <w:sz w:val="24"/>
-        </w:rPr>
-        <w:t>повсякчас,</w:t>
-      </w:r>
-      <w:r>
-        <w:rPr>
-          <w:rFonts w:ascii="Times New Roman" w:hAnsi="Times New Roman"/>
-          <w:sz w:val="24"/>
-        </w:rPr>
-        <w:t xml:space="preserve"> </w:t>
-      </w:r>
-      <w:r>
-        <w:rPr>
-          <w:rFonts w:ascii="Times New Roman" w:hAnsi="Times New Roman"/>
-          <w:sz w:val="24"/>
-        </w:rPr>
-        <w:t>і</w:t>
-      </w:r>
-      <w:r>
-        <w:rPr>
-          <w:rFonts w:ascii="Times New Roman" w:hAnsi="Times New Roman"/>
-          <w:sz w:val="24"/>
-        </w:rPr>
-        <w:t xml:space="preserve"> </w:t>
-      </w:r>
-      <w:r>
-        <w:rPr>
-          <w:rFonts w:ascii="Times New Roman" w:hAnsi="Times New Roman"/>
-          <w:sz w:val="24"/>
-        </w:rPr>
-        <w:t>на</w:t>
-      </w:r>
-      <w:r>
-        <w:rPr>
-          <w:rFonts w:ascii="Times New Roman" w:hAnsi="Times New Roman"/>
-          <w:sz w:val="24"/>
-        </w:rPr>
-        <w:t xml:space="preserve"> </w:t>
-      </w:r>
-      <w:r>
-        <w:rPr>
-          <w:rFonts w:ascii="Times New Roman" w:hAnsi="Times New Roman"/>
-          <w:sz w:val="24"/>
-        </w:rPr>
-        <w:t>віки</w:t>
-      </w:r>
-      <w:r>
-        <w:rPr>
-          <w:rFonts w:ascii="Times New Roman" w:hAnsi="Times New Roman"/>
-          <w:sz w:val="24"/>
-        </w:rPr>
-        <w:t xml:space="preserve"> </w:t>
-      </w:r>
-      <w:r>
-        <w:rPr>
-          <w:rFonts w:ascii="Times New Roman" w:hAnsi="Times New Roman"/>
-          <w:sz w:val="24"/>
-        </w:rPr>
-        <w:t>віків.</w:t>
+          <w:sz w:val="24"/>
+        </w:rPr>
+        <w:t xml:space="preserve"> Бо Ти цар миру і Спас душ наших – і Тобі славу возсилаємо, Отцю, і Сину, і Святому Духові, нині, і повсякчас, і на віки віків.</w:t>
       </w:r>
     </w:p>
     <w:p>
@@ -50342,7 +47336,7 @@
         <w:rPr>
           <w:rFonts w:ascii="Times New Roman" w:hAnsi="Times New Roman"/>
           <w:i/>
-          <w:color w:val="FF4400"/>
+          <w:color w:val="FF0000"/>
           <w:sz w:val="24"/>
         </w:rPr>
         <w:t>Священник:</w:t>
@@ -50350,435 +47344,9 @@
       <w:r>
         <w:rPr>
           <w:rFonts w:ascii="Times New Roman" w:hAnsi="Times New Roman"/>
-          <w:i/>
-          <w:color w:val="FF4400"/>
-          <w:sz w:val="24"/>
-        </w:rPr>
-        <w:t xml:space="preserve"> </w:t>
-      </w:r>
-      <w:r>
-        <w:rPr>
-          <w:rFonts w:ascii="Times New Roman" w:hAnsi="Times New Roman"/>
-          <w:color w:val="000000"/>
-          <w:sz w:val="24"/>
-        </w:rPr>
-        <w:t>Бо</w:t>
-      </w:r>
-      <w:r>
-        <w:rPr>
-          <w:rFonts w:ascii="Times New Roman" w:hAnsi="Times New Roman"/>
-          <w:color w:val="000000"/>
-          <w:sz w:val="24"/>
-        </w:rPr>
-        <w:t xml:space="preserve"> </w:t>
-      </w:r>
-      <w:r>
-        <w:rPr>
-          <w:rFonts w:ascii="Times New Roman" w:hAnsi="Times New Roman"/>
-          <w:color w:val="000000"/>
-          <w:sz w:val="24"/>
-        </w:rPr>
-        <w:t>до</w:t>
-      </w:r>
-      <w:r>
-        <w:rPr>
-          <w:rFonts w:ascii="Times New Roman" w:hAnsi="Times New Roman"/>
-          <w:color w:val="000000"/>
-          <w:sz w:val="24"/>
-        </w:rPr>
-        <w:t xml:space="preserve"> </w:t>
-      </w:r>
-      <w:r>
-        <w:rPr>
-          <w:rFonts w:ascii="Times New Roman" w:hAnsi="Times New Roman"/>
-          <w:color w:val="000000"/>
-          <w:sz w:val="24"/>
-        </w:rPr>
-        <w:t>Тебе</w:t>
-      </w:r>
-      <w:r>
-        <w:rPr>
-          <w:rFonts w:ascii="Times New Roman" w:hAnsi="Times New Roman"/>
-          <w:color w:val="000000"/>
-          <w:sz w:val="24"/>
-        </w:rPr>
-        <w:t xml:space="preserve"> </w:t>
-      </w:r>
-      <w:r>
-        <w:rPr>
-          <w:rFonts w:ascii="Times New Roman" w:hAnsi="Times New Roman"/>
-          <w:color w:val="000000"/>
-          <w:sz w:val="24"/>
-        </w:rPr>
-        <w:t>належить</w:t>
-      </w:r>
-      <w:r>
-        <w:rPr>
-          <w:rFonts w:ascii="Times New Roman" w:hAnsi="Times New Roman"/>
-          <w:color w:val="000000"/>
-          <w:sz w:val="24"/>
-        </w:rPr>
-        <w:t xml:space="preserve"> </w:t>
-      </w:r>
-      <w:r>
-        <w:rPr>
-          <w:rFonts w:ascii="Times New Roman" w:hAnsi="Times New Roman"/>
-          <w:color w:val="000000"/>
-          <w:sz w:val="24"/>
-        </w:rPr>
-        <w:t>милувати</w:t>
-      </w:r>
-      <w:r>
-        <w:rPr>
-          <w:rFonts w:ascii="Times New Roman" w:hAnsi="Times New Roman"/>
-          <w:color w:val="000000"/>
-          <w:sz w:val="24"/>
-        </w:rPr>
-        <w:t xml:space="preserve"> </w:t>
-      </w:r>
-      <w:r>
-        <w:rPr>
-          <w:rFonts w:ascii="Times New Roman" w:hAnsi="Times New Roman"/>
-          <w:color w:val="000000"/>
-          <w:sz w:val="24"/>
-        </w:rPr>
-        <w:t>і</w:t>
-      </w:r>
-      <w:r>
-        <w:rPr>
-          <w:rFonts w:ascii="Times New Roman" w:hAnsi="Times New Roman"/>
-          <w:color w:val="000000"/>
-          <w:sz w:val="24"/>
-        </w:rPr>
-        <w:t xml:space="preserve"> </w:t>
-      </w:r>
-      <w:r>
-        <w:rPr>
-          <w:rFonts w:ascii="Times New Roman" w:hAnsi="Times New Roman"/>
-          <w:color w:val="000000"/>
-          <w:sz w:val="24"/>
-        </w:rPr>
-        <w:t>спасати</w:t>
-      </w:r>
-      <w:r>
-        <w:rPr>
-          <w:rFonts w:ascii="Times New Roman" w:hAnsi="Times New Roman"/>
-          <w:color w:val="000000"/>
-          <w:sz w:val="24"/>
-        </w:rPr>
-        <w:t xml:space="preserve"> </w:t>
-      </w:r>
-      <w:r>
-        <w:rPr>
-          <w:rFonts w:ascii="Times New Roman" w:hAnsi="Times New Roman"/>
-          <w:color w:val="000000"/>
-          <w:sz w:val="24"/>
-        </w:rPr>
-        <w:t>нас,</w:t>
-      </w:r>
-      <w:r>
-        <w:rPr>
-          <w:rFonts w:ascii="Times New Roman" w:hAnsi="Times New Roman"/>
-          <w:color w:val="000000"/>
-          <w:sz w:val="24"/>
-        </w:rPr>
-        <w:t xml:space="preserve"> </w:t>
-      </w:r>
-      <w:r>
-        <w:rPr>
-          <w:rFonts w:ascii="Times New Roman" w:hAnsi="Times New Roman"/>
-          <w:color w:val="000000"/>
-          <w:sz w:val="24"/>
-        </w:rPr>
-        <w:t>Боже</w:t>
-      </w:r>
-      <w:r>
-        <w:rPr>
-          <w:rFonts w:ascii="Times New Roman" w:hAnsi="Times New Roman"/>
-          <w:color w:val="000000"/>
-          <w:sz w:val="24"/>
-        </w:rPr>
-        <w:t xml:space="preserve"> </w:t>
-      </w:r>
-      <w:r>
-        <w:rPr>
-          <w:rFonts w:ascii="Times New Roman" w:hAnsi="Times New Roman"/>
-          <w:color w:val="000000"/>
-          <w:sz w:val="24"/>
-        </w:rPr>
-        <w:t>наш,</w:t>
-      </w:r>
-      <w:r>
-        <w:rPr>
-          <w:rFonts w:ascii="Times New Roman" w:hAnsi="Times New Roman"/>
-          <w:color w:val="000000"/>
-          <w:sz w:val="24"/>
-        </w:rPr>
-        <w:t xml:space="preserve"> </w:t>
-      </w:r>
-      <w:r>
-        <w:rPr>
-          <w:rFonts w:ascii="Times New Roman" w:hAnsi="Times New Roman"/>
-          <w:color w:val="000000"/>
-          <w:sz w:val="24"/>
-        </w:rPr>
-        <w:t>і</w:t>
-      </w:r>
-      <w:r>
-        <w:rPr>
-          <w:rFonts w:ascii="Times New Roman" w:hAnsi="Times New Roman"/>
-          <w:color w:val="000000"/>
-          <w:sz w:val="24"/>
-        </w:rPr>
-        <w:t xml:space="preserve"> </w:t>
-      </w:r>
-      <w:r>
-        <w:rPr>
-          <w:rFonts w:ascii="Times New Roman" w:hAnsi="Times New Roman"/>
-          <w:color w:val="000000"/>
-          <w:sz w:val="24"/>
-        </w:rPr>
-        <w:t>Тобі</w:t>
-      </w:r>
-      <w:r>
-        <w:rPr>
-          <w:rFonts w:ascii="Times New Roman" w:hAnsi="Times New Roman"/>
-          <w:color w:val="000000"/>
-          <w:sz w:val="24"/>
-        </w:rPr>
-        <w:t xml:space="preserve"> </w:t>
-      </w:r>
-      <w:r>
-        <w:rPr>
-          <w:rFonts w:ascii="Times New Roman" w:hAnsi="Times New Roman"/>
-          <w:color w:val="000000"/>
-          <w:sz w:val="24"/>
-        </w:rPr>
-        <w:t>славу</w:t>
-      </w:r>
-      <w:r>
-        <w:rPr>
-          <w:rFonts w:ascii="Times New Roman" w:hAnsi="Times New Roman"/>
-          <w:color w:val="000000"/>
-          <w:sz w:val="24"/>
-        </w:rPr>
-        <w:t xml:space="preserve"> </w:t>
-      </w:r>
-      <w:r>
-        <w:rPr>
-          <w:rFonts w:ascii="Times New Roman" w:hAnsi="Times New Roman"/>
-          <w:color w:val="000000"/>
-          <w:sz w:val="24"/>
-        </w:rPr>
-        <w:t>віддаємо,</w:t>
-      </w:r>
-      <w:r>
-        <w:rPr>
-          <w:rFonts w:ascii="Times New Roman" w:hAnsi="Times New Roman"/>
-          <w:color w:val="000000"/>
-          <w:sz w:val="24"/>
-        </w:rPr>
-        <w:t xml:space="preserve"> </w:t>
-      </w:r>
-      <w:r>
-        <w:rPr>
-          <w:rFonts w:ascii="Times New Roman" w:hAnsi="Times New Roman"/>
-          <w:color w:val="000000"/>
-          <w:sz w:val="24"/>
-        </w:rPr>
-        <w:t>Отцю,</w:t>
-      </w:r>
-      <w:r>
-        <w:rPr>
-          <w:rFonts w:ascii="Times New Roman" w:hAnsi="Times New Roman"/>
-          <w:color w:val="000000"/>
-          <w:sz w:val="24"/>
-        </w:rPr>
-        <w:t xml:space="preserve"> </w:t>
-      </w:r>
-      <w:r>
-        <w:rPr>
-          <w:rFonts w:ascii="Times New Roman" w:hAnsi="Times New Roman"/>
-          <w:color w:val="000000"/>
-          <w:sz w:val="24"/>
-        </w:rPr>
-        <w:t>і</w:t>
-      </w:r>
-      <w:r>
-        <w:rPr>
-          <w:rFonts w:ascii="Times New Roman" w:hAnsi="Times New Roman"/>
-          <w:color w:val="000000"/>
-          <w:sz w:val="24"/>
-        </w:rPr>
-        <w:t xml:space="preserve"> </w:t>
-      </w:r>
-      <w:r>
-        <w:rPr>
-          <w:rFonts w:ascii="Times New Roman" w:hAnsi="Times New Roman"/>
-          <w:color w:val="000000"/>
-          <w:sz w:val="24"/>
-        </w:rPr>
-        <w:t>Сину,</w:t>
-      </w:r>
-      <w:r>
-        <w:rPr>
-          <w:rFonts w:ascii="Times New Roman" w:hAnsi="Times New Roman"/>
-          <w:color w:val="000000"/>
-          <w:sz w:val="24"/>
-        </w:rPr>
-        <w:t xml:space="preserve"> </w:t>
-      </w:r>
-      <w:r>
-        <w:rPr>
-          <w:rFonts w:ascii="Times New Roman" w:hAnsi="Times New Roman"/>
-          <w:color w:val="000000"/>
-          <w:sz w:val="24"/>
-        </w:rPr>
-        <w:t>і</w:t>
-      </w:r>
-      <w:r>
-        <w:rPr>
-          <w:rFonts w:ascii="Times New Roman" w:hAnsi="Times New Roman"/>
-          <w:color w:val="000000"/>
-          <w:sz w:val="24"/>
-        </w:rPr>
-        <w:t xml:space="preserve"> </w:t>
-      </w:r>
-      <w:r>
-        <w:rPr>
-          <w:rFonts w:ascii="Times New Roman" w:hAnsi="Times New Roman"/>
-          <w:color w:val="000000"/>
-          <w:sz w:val="24"/>
-        </w:rPr>
-        <w:t>Святому</w:t>
-      </w:r>
-      <w:r>
-        <w:rPr>
-          <w:rFonts w:ascii="Times New Roman" w:hAnsi="Times New Roman"/>
-          <w:color w:val="000000"/>
-          <w:sz w:val="24"/>
-        </w:rPr>
-        <w:t xml:space="preserve"> </w:t>
-      </w:r>
-      <w:r>
-        <w:rPr>
-          <w:rFonts w:ascii="Times New Roman" w:hAnsi="Times New Roman"/>
-          <w:color w:val="000000"/>
-          <w:sz w:val="24"/>
-        </w:rPr>
-        <w:t>Духові,</w:t>
-      </w:r>
-      <w:r>
-        <w:rPr>
-          <w:rFonts w:ascii="Times New Roman" w:hAnsi="Times New Roman"/>
-          <w:color w:val="000000"/>
-          <w:sz w:val="24"/>
-        </w:rPr>
-        <w:t xml:space="preserve"> </w:t>
-      </w:r>
-      <w:r>
-        <w:rPr>
-          <w:rFonts w:ascii="Times New Roman" w:hAnsi="Times New Roman"/>
-          <w:color w:val="000000"/>
-          <w:sz w:val="24"/>
-        </w:rPr>
-        <w:t>нині,</w:t>
-      </w:r>
-      <w:r>
-        <w:rPr>
-          <w:rFonts w:ascii="Times New Roman" w:hAnsi="Times New Roman"/>
-          <w:color w:val="000000"/>
-          <w:sz w:val="24"/>
-        </w:rPr>
-        <w:t xml:space="preserve"> </w:t>
-      </w:r>
-      <w:r>
-        <w:rPr>
-          <w:rFonts w:ascii="Times New Roman" w:hAnsi="Times New Roman"/>
-          <w:color w:val="000000"/>
-          <w:sz w:val="24"/>
-        </w:rPr>
-        <w:t>і</w:t>
-      </w:r>
-      <w:r>
-        <w:rPr>
-          <w:rFonts w:ascii="Times New Roman" w:hAnsi="Times New Roman"/>
-          <w:color w:val="000000"/>
-          <w:sz w:val="24"/>
-        </w:rPr>
-        <w:t xml:space="preserve"> </w:t>
-      </w:r>
-      <w:r>
-        <w:rPr>
-          <w:rFonts w:ascii="Times New Roman" w:hAnsi="Times New Roman"/>
-          <w:color w:val="000000"/>
-          <w:sz w:val="24"/>
-        </w:rPr>
-        <w:t>повсякчас,</w:t>
-      </w:r>
-      <w:r>
-        <w:rPr>
-          <w:rFonts w:ascii="Times New Roman" w:hAnsi="Times New Roman"/>
-          <w:color w:val="000000"/>
-          <w:sz w:val="24"/>
-        </w:rPr>
-        <w:t xml:space="preserve"> </w:t>
-      </w:r>
-      <w:r>
-        <w:rPr>
-          <w:rFonts w:ascii="Times New Roman" w:hAnsi="Times New Roman"/>
-          <w:color w:val="000000"/>
-          <w:sz w:val="24"/>
-        </w:rPr>
-        <w:t>і</w:t>
-      </w:r>
-      <w:r>
-        <w:rPr>
-          <w:rFonts w:ascii="Times New Roman" w:hAnsi="Times New Roman"/>
-          <w:color w:val="000000"/>
-          <w:sz w:val="24"/>
-        </w:rPr>
-        <w:t xml:space="preserve"> </w:t>
-      </w:r>
-      <w:r>
-        <w:rPr>
-          <w:rFonts w:ascii="Times New Roman" w:hAnsi="Times New Roman"/>
-          <w:color w:val="000000"/>
-          <w:sz w:val="24"/>
-        </w:rPr>
-        <w:t>на</w:t>
-      </w:r>
-      <w:r>
-        <w:rPr>
-          <w:rFonts w:ascii="Times New Roman" w:hAnsi="Times New Roman"/>
-          <w:color w:val="000000"/>
-          <w:sz w:val="24"/>
-        </w:rPr>
-        <w:t xml:space="preserve"> </w:t>
-      </w:r>
-      <w:r>
-        <w:rPr>
-          <w:rFonts w:ascii="Times New Roman" w:hAnsi="Times New Roman"/>
-          <w:color w:val="000000"/>
-          <w:sz w:val="24"/>
-        </w:rPr>
-        <w:t>віки</w:t>
-      </w:r>
-      <w:r>
-        <w:rPr>
-          <w:rFonts w:ascii="Times New Roman" w:hAnsi="Times New Roman"/>
-          <w:color w:val="000000"/>
-          <w:sz w:val="24"/>
-        </w:rPr>
-        <w:t xml:space="preserve"> </w:t>
-      </w:r>
-      <w:r>
-        <w:rPr>
-          <w:rFonts w:ascii="Times New Roman" w:hAnsi="Times New Roman"/>
-          <w:color w:val="000000"/>
-          <w:sz w:val="24"/>
-        </w:rPr>
-        <w:t>віків.</w:t>
+          <w:sz w:val="24"/>
+        </w:rPr>
+        <w:t xml:space="preserve"> Бо до Тебе належить милувати і спасати нас, Боже наш, і Тобі славу віддаємо, Отцю, і Сину, і Святому Духові, нині, і повсякчас, і на віки віків.</w:t>
       </w:r>
     </w:p>
     <w:p>
@@ -52803,294 +49371,7 @@
           <w:rFonts w:ascii="Times New Roman" w:hAnsi="Times New Roman"/>
           <w:sz w:val="24"/>
         </w:rPr>
-        <w:t xml:space="preserve"> </w:t>
-      </w:r>
-      <w:r>
-        <w:rPr>
-          <w:rFonts w:ascii="Times New Roman" w:hAnsi="Times New Roman"/>
-          <w:sz w:val="24"/>
-        </w:rPr>
-        <w:t>Бо</w:t>
-      </w:r>
-      <w:r>
-        <w:rPr>
-          <w:rFonts w:ascii="Times New Roman" w:hAnsi="Times New Roman"/>
-          <w:sz w:val="24"/>
-        </w:rPr>
-        <w:t xml:space="preserve"> </w:t>
-      </w:r>
-      <w:r>
-        <w:rPr>
-          <w:rFonts w:ascii="Times New Roman" w:hAnsi="Times New Roman"/>
-          <w:sz w:val="24"/>
-        </w:rPr>
-        <w:t>Твоє</w:t>
-      </w:r>
-      <w:r>
-        <w:rPr>
-          <w:rFonts w:ascii="Times New Roman" w:hAnsi="Times New Roman"/>
-          <w:sz w:val="24"/>
-        </w:rPr>
-        <w:t xml:space="preserve"> </w:t>
-      </w:r>
-      <w:r>
-        <w:rPr>
-          <w:rFonts w:ascii="Times New Roman" w:hAnsi="Times New Roman"/>
-          <w:sz w:val="24"/>
-        </w:rPr>
-        <w:t>є</w:t>
-      </w:r>
-      <w:r>
-        <w:rPr>
-          <w:rFonts w:ascii="Times New Roman" w:hAnsi="Times New Roman"/>
-          <w:sz w:val="24"/>
-        </w:rPr>
-        <w:t xml:space="preserve"> </w:t>
-      </w:r>
-      <w:r>
-        <w:rPr>
-          <w:rFonts w:ascii="Times New Roman" w:hAnsi="Times New Roman"/>
-          <w:sz w:val="24"/>
-        </w:rPr>
-        <w:t>царство,</w:t>
-      </w:r>
-      <w:r>
-        <w:rPr>
-          <w:rFonts w:ascii="Times New Roman" w:hAnsi="Times New Roman"/>
-          <w:sz w:val="24"/>
-        </w:rPr>
-        <w:t xml:space="preserve"> </w:t>
-      </w:r>
-      <w:r>
-        <w:rPr>
-          <w:rFonts w:ascii="Times New Roman" w:hAnsi="Times New Roman"/>
-          <w:sz w:val="24"/>
-        </w:rPr>
-        <w:t>і</w:t>
-      </w:r>
-      <w:r>
-        <w:rPr>
-          <w:rFonts w:ascii="Times New Roman" w:hAnsi="Times New Roman"/>
-          <w:sz w:val="24"/>
-        </w:rPr>
-        <w:t xml:space="preserve"> </w:t>
-      </w:r>
-      <w:r>
-        <w:rPr>
-          <w:rFonts w:ascii="Times New Roman" w:hAnsi="Times New Roman"/>
-          <w:sz w:val="24"/>
-        </w:rPr>
-        <w:t>сила,</w:t>
-      </w:r>
-      <w:r>
-        <w:rPr>
-          <w:rFonts w:ascii="Times New Roman" w:hAnsi="Times New Roman"/>
-          <w:sz w:val="24"/>
-        </w:rPr>
-        <w:t xml:space="preserve"> </w:t>
-      </w:r>
-      <w:r>
-        <w:rPr>
-          <w:rFonts w:ascii="Times New Roman" w:hAnsi="Times New Roman"/>
-          <w:sz w:val="24"/>
-        </w:rPr>
-        <w:t>і</w:t>
-      </w:r>
-      <w:r>
-        <w:rPr>
-          <w:rFonts w:ascii="Times New Roman" w:hAnsi="Times New Roman"/>
-          <w:sz w:val="24"/>
-        </w:rPr>
-        <w:t xml:space="preserve"> </w:t>
-      </w:r>
-      <w:r>
-        <w:rPr>
-          <w:rFonts w:ascii="Times New Roman" w:hAnsi="Times New Roman"/>
-          <w:sz w:val="24"/>
-        </w:rPr>
-        <w:t>слава,</w:t>
-      </w:r>
-      <w:r>
-        <w:rPr>
-          <w:rFonts w:ascii="Times New Roman" w:hAnsi="Times New Roman"/>
-          <w:sz w:val="24"/>
-        </w:rPr>
-        <w:t xml:space="preserve"> </w:t>
-      </w:r>
-      <w:r>
-        <w:rPr>
-          <w:rFonts w:ascii="Times New Roman" w:hAnsi="Times New Roman"/>
-          <w:sz w:val="24"/>
-        </w:rPr>
-        <w:t>Отця,</w:t>
-      </w:r>
-      <w:r>
-        <w:rPr>
-          <w:rFonts w:ascii="Times New Roman" w:hAnsi="Times New Roman"/>
-          <w:sz w:val="24"/>
-        </w:rPr>
-        <w:t xml:space="preserve"> </w:t>
-      </w:r>
-      <w:r>
-        <w:rPr>
-          <w:rFonts w:ascii="Times New Roman" w:hAnsi="Times New Roman"/>
-          <w:sz w:val="24"/>
-        </w:rPr>
-        <w:t>і</w:t>
-      </w:r>
-      <w:r>
-        <w:rPr>
-          <w:rFonts w:ascii="Times New Roman" w:hAnsi="Times New Roman"/>
-          <w:sz w:val="24"/>
-        </w:rPr>
-        <w:t xml:space="preserve"> </w:t>
-      </w:r>
-      <w:r>
-        <w:rPr>
-          <w:rFonts w:ascii="Times New Roman" w:hAnsi="Times New Roman"/>
-          <w:sz w:val="24"/>
-        </w:rPr>
-        <w:t>Сина,</w:t>
-      </w:r>
-      <w:r>
-        <w:rPr>
-          <w:rFonts w:ascii="Times New Roman" w:hAnsi="Times New Roman"/>
-          <w:sz w:val="24"/>
-        </w:rPr>
-        <w:t xml:space="preserve"> </w:t>
-      </w:r>
-      <w:r>
-        <w:rPr>
-          <w:rFonts w:ascii="Times New Roman" w:hAnsi="Times New Roman"/>
-          <w:sz w:val="24"/>
-        </w:rPr>
-        <w:t>і</w:t>
-      </w:r>
-      <w:r>
-        <w:rPr>
-          <w:rFonts w:ascii="Times New Roman" w:hAnsi="Times New Roman"/>
-          <w:sz w:val="24"/>
-        </w:rPr>
-        <w:t xml:space="preserve"> </w:t>
-      </w:r>
-      <w:r>
-        <w:rPr>
-          <w:rFonts w:ascii="Times New Roman" w:hAnsi="Times New Roman"/>
-          <w:sz w:val="24"/>
-        </w:rPr>
-        <w:t>Святого</w:t>
-      </w:r>
-      <w:r>
-        <w:rPr>
-          <w:rFonts w:ascii="Times New Roman" w:hAnsi="Times New Roman"/>
-          <w:sz w:val="24"/>
-        </w:rPr>
-        <w:t xml:space="preserve"> </w:t>
-      </w:r>
-      <w:r>
-        <w:rPr>
-          <w:rFonts w:ascii="Times New Roman" w:hAnsi="Times New Roman"/>
-          <w:sz w:val="24"/>
-        </w:rPr>
-        <w:t>Духа,</w:t>
-      </w:r>
-      <w:r>
-        <w:rPr>
-          <w:rFonts w:ascii="Times New Roman" w:hAnsi="Times New Roman"/>
-          <w:sz w:val="24"/>
-        </w:rPr>
-        <w:t xml:space="preserve"> </w:t>
-      </w:r>
-      <w:r>
-        <w:rPr>
-          <w:rFonts w:ascii="Times New Roman" w:hAnsi="Times New Roman"/>
-          <w:sz w:val="24"/>
-        </w:rPr>
-        <w:t>нині,</w:t>
-      </w:r>
-      <w:r>
-        <w:rPr>
-          <w:rFonts w:ascii="Times New Roman" w:hAnsi="Times New Roman"/>
-          <w:sz w:val="24"/>
-        </w:rPr>
-        <w:t xml:space="preserve"> </w:t>
-      </w:r>
-      <w:r>
-        <w:rPr>
-          <w:rFonts w:ascii="Times New Roman" w:hAnsi="Times New Roman"/>
-          <w:sz w:val="24"/>
-        </w:rPr>
-        <w:t>і</w:t>
-      </w:r>
-      <w:r>
-        <w:rPr>
-          <w:rFonts w:ascii="Times New Roman" w:hAnsi="Times New Roman"/>
-          <w:sz w:val="24"/>
-        </w:rPr>
-        <w:t xml:space="preserve"> </w:t>
-      </w:r>
-      <w:r>
-        <w:rPr>
-          <w:rFonts w:ascii="Times New Roman" w:hAnsi="Times New Roman"/>
-          <w:sz w:val="24"/>
-        </w:rPr>
-        <w:t>повсякчас,</w:t>
-      </w:r>
-      <w:r>
-        <w:rPr>
-          <w:rFonts w:ascii="Times New Roman" w:hAnsi="Times New Roman"/>
-          <w:sz w:val="24"/>
-        </w:rPr>
-        <w:t xml:space="preserve"> </w:t>
-      </w:r>
-      <w:r>
-        <w:rPr>
-          <w:rFonts w:ascii="Times New Roman" w:hAnsi="Times New Roman"/>
-          <w:sz w:val="24"/>
-        </w:rPr>
-        <w:t>і</w:t>
-      </w:r>
-      <w:r>
-        <w:rPr>
-          <w:rFonts w:ascii="Times New Roman" w:hAnsi="Times New Roman"/>
-          <w:sz w:val="24"/>
-        </w:rPr>
-        <w:t xml:space="preserve"> </w:t>
-      </w:r>
-      <w:r>
-        <w:rPr>
-          <w:rFonts w:ascii="Times New Roman" w:hAnsi="Times New Roman"/>
-          <w:sz w:val="24"/>
-        </w:rPr>
-        <w:t>на</w:t>
-      </w:r>
-      <w:r>
-        <w:rPr>
-          <w:rFonts w:ascii="Times New Roman" w:hAnsi="Times New Roman"/>
-          <w:sz w:val="24"/>
-        </w:rPr>
-        <w:t xml:space="preserve"> </w:t>
-      </w:r>
-      <w:r>
-        <w:rPr>
-          <w:rFonts w:ascii="Times New Roman" w:hAnsi="Times New Roman"/>
-          <w:sz w:val="24"/>
-        </w:rPr>
-        <w:t>віки</w:t>
-      </w:r>
-      <w:r>
-        <w:rPr>
-          <w:rFonts w:ascii="Times New Roman" w:hAnsi="Times New Roman"/>
-          <w:sz w:val="24"/>
-        </w:rPr>
-        <w:t xml:space="preserve"> </w:t>
-      </w:r>
-      <w:r>
-        <w:rPr>
-          <w:rFonts w:ascii="Times New Roman" w:hAnsi="Times New Roman"/>
-          <w:sz w:val="24"/>
-        </w:rPr>
-        <w:t>віків.</w:t>
+        <w:t xml:space="preserve"> Бо Твоє є царство, і сила, і слава, Отця, і Сина, і Святого Духа, нині, і повсякчас, і на віки віків.</w:t>
       </w:r>
     </w:p>
     <w:p>
@@ -55075,7 +51356,7 @@
         <w:rPr>
           <w:rFonts w:ascii="Times New Roman" w:hAnsi="Times New Roman"/>
           <w:i/>
-          <w:color w:val="FF4400"/>
+          <w:color w:val="FF0000"/>
           <w:sz w:val="24"/>
         </w:rPr>
         <w:t>Священник:</w:t>
@@ -55083,326 +51364,9 @@
       <w:r>
         <w:rPr>
           <w:rFonts w:ascii="Times New Roman" w:hAnsi="Times New Roman"/>
-          <w:i/>
-          <w:color w:val="FF4400"/>
-          <w:sz w:val="24"/>
-        </w:rPr>
-        <w:t xml:space="preserve"> </w:t>
-      </w:r>
-      <w:r>
-        <w:rPr>
-          <w:rFonts w:ascii="Times New Roman" w:hAnsi="Times New Roman"/>
-          <w:sz w:val="24"/>
-        </w:rPr>
-        <w:t>Бо</w:t>
-      </w:r>
-      <w:r>
-        <w:rPr>
-          <w:rFonts w:ascii="Times New Roman" w:hAnsi="Times New Roman"/>
-          <w:sz w:val="24"/>
-        </w:rPr>
-        <w:t xml:space="preserve"> </w:t>
-      </w:r>
-      <w:r>
-        <w:rPr>
-          <w:rFonts w:ascii="Times New Roman" w:hAnsi="Times New Roman"/>
-          <w:sz w:val="24"/>
-        </w:rPr>
-        <w:t>милостивий</w:t>
-      </w:r>
-      <w:r>
-        <w:rPr>
-          <w:rFonts w:ascii="Times New Roman" w:hAnsi="Times New Roman"/>
-          <w:sz w:val="24"/>
-        </w:rPr>
-        <w:t xml:space="preserve"> </w:t>
-      </w:r>
-      <w:r>
-        <w:rPr>
-          <w:rFonts w:ascii="Times New Roman" w:hAnsi="Times New Roman"/>
-          <w:sz w:val="24"/>
-        </w:rPr>
-        <w:t>і</w:t>
-      </w:r>
-      <w:r>
-        <w:rPr>
-          <w:rFonts w:ascii="Times New Roman" w:hAnsi="Times New Roman"/>
-          <w:sz w:val="24"/>
-        </w:rPr>
-        <w:t xml:space="preserve"> </w:t>
-      </w:r>
-      <w:r>
-        <w:rPr>
-          <w:rFonts w:ascii="Times New Roman" w:hAnsi="Times New Roman"/>
-          <w:sz w:val="24"/>
-        </w:rPr>
-        <w:t>людинолюбний</w:t>
-      </w:r>
-      <w:r>
-        <w:rPr>
-          <w:rFonts w:ascii="Times New Roman" w:hAnsi="Times New Roman"/>
-          <w:sz w:val="24"/>
-        </w:rPr>
-        <w:t xml:space="preserve"> </w:t>
-      </w:r>
-      <w:r>
-        <w:rPr>
-          <w:rFonts w:ascii="Times New Roman" w:hAnsi="Times New Roman"/>
-          <w:sz w:val="24"/>
-        </w:rPr>
-        <w:t>Бог</w:t>
-      </w:r>
-      <w:r>
-        <w:rPr>
-          <w:rFonts w:ascii="Times New Roman" w:hAnsi="Times New Roman"/>
-          <w:sz w:val="24"/>
-        </w:rPr>
-        <w:t xml:space="preserve"> </w:t>
-      </w:r>
-      <w:r>
-        <w:rPr>
-          <w:rFonts w:ascii="Times New Roman" w:hAnsi="Times New Roman"/>
-          <w:sz w:val="24"/>
-        </w:rPr>
-        <w:t>єси,</w:t>
-      </w:r>
-      <w:r>
-        <w:rPr>
-          <w:rFonts w:ascii="Times New Roman" w:hAnsi="Times New Roman"/>
-          <w:sz w:val="24"/>
-        </w:rPr>
-        <w:t xml:space="preserve"> </w:t>
-      </w:r>
-      <w:r>
-        <w:rPr>
-          <w:rFonts w:ascii="Times New Roman" w:hAnsi="Times New Roman"/>
-          <w:sz w:val="24"/>
-        </w:rPr>
-        <w:t>і</w:t>
-      </w:r>
-      <w:r>
-        <w:rPr>
-          <w:rFonts w:ascii="Times New Roman" w:hAnsi="Times New Roman"/>
-          <w:sz w:val="24"/>
-        </w:rPr>
-        <w:t xml:space="preserve"> </w:t>
-      </w:r>
-      <w:r>
-        <w:rPr>
-          <w:rFonts w:ascii="Times New Roman" w:hAnsi="Times New Roman"/>
-          <w:sz w:val="24"/>
-        </w:rPr>
-        <w:t>Тобі</w:t>
-      </w:r>
-      <w:r>
-        <w:rPr>
-          <w:rFonts w:ascii="Times New Roman" w:hAnsi="Times New Roman"/>
-          <w:sz w:val="24"/>
-        </w:rPr>
-        <w:t xml:space="preserve"> </w:t>
-      </w:r>
-      <w:r>
-        <w:rPr>
-          <w:rFonts w:ascii="Times New Roman" w:hAnsi="Times New Roman"/>
-          <w:sz w:val="24"/>
-        </w:rPr>
-        <w:t>славу</w:t>
-      </w:r>
-      <w:r>
-        <w:rPr>
-          <w:rFonts w:ascii="Times New Roman" w:hAnsi="Times New Roman"/>
-          <w:sz w:val="24"/>
-        </w:rPr>
-        <w:t xml:space="preserve"> </w:t>
-      </w:r>
-      <w:r>
-        <w:rPr>
-          <w:rFonts w:ascii="Times New Roman" w:hAnsi="Times New Roman"/>
-          <w:sz w:val="24"/>
-        </w:rPr>
-        <w:t>возсилаємо,</w:t>
-      </w:r>
-      <w:r>
-        <w:rPr>
-          <w:rFonts w:ascii="Times New Roman" w:hAnsi="Times New Roman"/>
-          <w:sz w:val="24"/>
-        </w:rPr>
-        <w:t xml:space="preserve"> </w:t>
-      </w:r>
-      <w:r>
-        <w:rPr>
-          <w:rFonts w:ascii="Times New Roman" w:hAnsi="Times New Roman"/>
-          <w:sz w:val="24"/>
-        </w:rPr>
-        <w:t>Отцю,</w:t>
-      </w:r>
-      <w:r>
-        <w:rPr>
-          <w:rFonts w:ascii="Times New Roman" w:hAnsi="Times New Roman"/>
-          <w:sz w:val="24"/>
-        </w:rPr>
-        <w:t xml:space="preserve"> </w:t>
-      </w:r>
-      <w:r>
-        <w:rPr>
-          <w:rFonts w:ascii="Times New Roman" w:hAnsi="Times New Roman"/>
-          <w:sz w:val="24"/>
-        </w:rPr>
-        <w:t>і</w:t>
-      </w:r>
-      <w:r>
-        <w:rPr>
-          <w:rFonts w:ascii="Times New Roman" w:hAnsi="Times New Roman"/>
-          <w:sz w:val="24"/>
-        </w:rPr>
-        <w:t xml:space="preserve"> </w:t>
-      </w:r>
-      <w:r>
-        <w:rPr>
-          <w:rFonts w:ascii="Times New Roman" w:hAnsi="Times New Roman"/>
-          <w:sz w:val="24"/>
-        </w:rPr>
-        <w:t>Сину,</w:t>
-      </w:r>
-      <w:r>
-        <w:rPr>
-          <w:rFonts w:ascii="Times New Roman" w:hAnsi="Times New Roman"/>
-          <w:sz w:val="24"/>
-        </w:rPr>
-        <w:t xml:space="preserve"> </w:t>
-      </w:r>
-      <w:r>
-        <w:rPr>
-          <w:rFonts w:ascii="Times New Roman" w:hAnsi="Times New Roman"/>
-          <w:sz w:val="24"/>
-        </w:rPr>
-        <w:t>і</w:t>
-      </w:r>
-      <w:r>
-        <w:rPr>
-          <w:rFonts w:ascii="Times New Roman" w:hAnsi="Times New Roman"/>
-          <w:sz w:val="24"/>
-        </w:rPr>
-        <w:t xml:space="preserve"> </w:t>
-      </w:r>
-      <w:r>
-        <w:rPr>
-          <w:rFonts w:ascii="Times New Roman" w:hAnsi="Times New Roman"/>
-          <w:sz w:val="24"/>
-        </w:rPr>
-        <w:t>Святому</w:t>
-      </w:r>
-      <w:r>
-        <w:rPr>
-          <w:rFonts w:ascii="Times New Roman" w:hAnsi="Times New Roman"/>
-          <w:sz w:val="24"/>
-        </w:rPr>
-        <w:t xml:space="preserve"> </w:t>
-      </w:r>
-      <w:r>
-        <w:rPr>
-          <w:rFonts w:ascii="Times New Roman" w:hAnsi="Times New Roman"/>
-          <w:sz w:val="24"/>
-        </w:rPr>
-        <w:t>Духові,</w:t>
-      </w:r>
-      <w:r>
-        <w:rPr>
-          <w:rFonts w:ascii="Times New Roman" w:hAnsi="Times New Roman"/>
-          <w:sz w:val="24"/>
-        </w:rPr>
-        <w:t xml:space="preserve"> </w:t>
-      </w:r>
-      <w:r>
-        <w:rPr>
-          <w:rFonts w:ascii="Times New Roman" w:hAnsi="Times New Roman"/>
-          <w:sz w:val="24"/>
-        </w:rPr>
-        <w:t>нині,</w:t>
-      </w:r>
-      <w:r>
-        <w:rPr>
-          <w:rFonts w:ascii="Times New Roman" w:hAnsi="Times New Roman"/>
-          <w:sz w:val="24"/>
-        </w:rPr>
-        <w:t xml:space="preserve"> </w:t>
-      </w:r>
-      <w:r>
-        <w:rPr>
-          <w:rFonts w:ascii="Times New Roman" w:hAnsi="Times New Roman"/>
-          <w:sz w:val="24"/>
-        </w:rPr>
-        <w:t>і</w:t>
-      </w:r>
-      <w:r>
-        <w:rPr>
-          <w:rFonts w:ascii="Times New Roman" w:hAnsi="Times New Roman"/>
-          <w:sz w:val="24"/>
-        </w:rPr>
-        <w:t xml:space="preserve"> </w:t>
-      </w:r>
-      <w:r>
-        <w:rPr>
-          <w:rFonts w:ascii="Times New Roman" w:hAnsi="Times New Roman"/>
-          <w:sz w:val="24"/>
-        </w:rPr>
-        <w:t>повсякчас,</w:t>
-      </w:r>
-      <w:r>
-        <w:rPr>
-          <w:rFonts w:ascii="Times New Roman" w:hAnsi="Times New Roman"/>
-          <w:sz w:val="24"/>
-        </w:rPr>
-        <w:t xml:space="preserve"> </w:t>
-      </w:r>
-      <w:r>
-        <w:rPr>
-          <w:rFonts w:ascii="Times New Roman" w:hAnsi="Times New Roman"/>
-          <w:sz w:val="24"/>
-        </w:rPr>
-        <w:t>і</w:t>
-      </w:r>
-      <w:r>
-        <w:rPr>
-          <w:rFonts w:ascii="Times New Roman" w:hAnsi="Times New Roman"/>
-          <w:sz w:val="24"/>
-        </w:rPr>
-        <w:t xml:space="preserve"> </w:t>
-      </w:r>
-      <w:r>
-        <w:rPr>
-          <w:rFonts w:ascii="Times New Roman" w:hAnsi="Times New Roman"/>
-          <w:sz w:val="24"/>
-        </w:rPr>
-        <w:t>на</w:t>
-      </w:r>
-      <w:r>
-        <w:rPr>
-          <w:rFonts w:ascii="Times New Roman" w:hAnsi="Times New Roman"/>
-          <w:sz w:val="24"/>
-        </w:rPr>
-        <w:t xml:space="preserve"> </w:t>
-      </w:r>
-      <w:r>
-        <w:rPr>
-          <w:rFonts w:ascii="Times New Roman" w:hAnsi="Times New Roman"/>
-          <w:sz w:val="24"/>
-        </w:rPr>
-        <w:t>віки</w:t>
-      </w:r>
-      <w:r>
-        <w:rPr>
-          <w:rFonts w:ascii="Times New Roman" w:hAnsi="Times New Roman"/>
-          <w:sz w:val="24"/>
-        </w:rPr>
-        <w:t xml:space="preserve"> </w:t>
-      </w:r>
-      <w:r>
-        <w:rPr>
-          <w:rFonts w:ascii="Times New Roman" w:hAnsi="Times New Roman"/>
-          <w:sz w:val="24"/>
-        </w:rPr>
-        <w:t>віків.</w:t>
+          <w:sz w:val="24"/>
+        </w:rPr>
+        <w:t xml:space="preserve"> Бо милостивий і людинолюбний Бог єси, і Тобі славу возсилаємо, Отцю, і Сину, і Святому Духові, нині, і повсякчас, і на віки віків.</w:t>
       </w:r>
     </w:p>
     <w:p>
@@ -55523,8 +51487,20 @@
           <w:color w:val="FF0000"/>
           <w:sz w:val="24"/>
         </w:rPr>
-        <w:t>Священ</w:t>
-      </w:r>
+        <w:t>Священник:</w:t>
+      </w:r>
+      <w:r>
+        <w:rPr>
+          <w:rFonts w:ascii="Times New Roman" w:hAnsi="Times New Roman"/>
+          <w:sz w:val="24"/>
+        </w:rPr>
+        <w:t xml:space="preserve"> Сла́ва Тобі́, Хри́сте Бо́же, упова́ння на́ше, сла́ва Тобі́!</w:t>
+      </w:r>
+    </w:p>
+    <w:p>
+      <w:pPr>
+        <w:spacing w:after="120"/>
+      </w:pPr>
       <w:r>
         <w:rPr>
           <w:rFonts w:ascii="Times New Roman" w:hAnsi="Times New Roman"/>
@@ -55532,7 +51508,22 @@
           <w:color w:val="FF0000"/>
           <w:sz w:val="24"/>
         </w:rPr>
-        <w:t>н</w:t>
+        <w:t>Вірні:</w:t>
+      </w:r>
+      <w:r>
+        <w:rPr>
+          <w:rFonts w:ascii="Times New Roman" w:hAnsi="Times New Roman"/>
+          <w:color w:val="FF0000"/>
+          <w:sz w:val="24"/>
+        </w:rPr>
+        <w:t xml:space="preserve"> </w:t>
+      </w:r>
+      <w:r>
+        <w:rPr>
+          <w:rFonts w:ascii="Times New Roman" w:hAnsi="Times New Roman"/>
+          <w:sz w:val="24"/>
+        </w:rPr>
+        <w:t xml:space="preserve">Сла́ва Отцю́, і Си́ну, і Свято́му Ду́хові, і ни́ні, і повсякча́с, і на ві́ки вікі́в. Амі́нь. Го́споди, поми́луй. </w:t>
       </w:r>
       <w:r>
         <w:rPr>
@@ -55541,22 +51532,14 @@
           <w:color w:val="FF0000"/>
           <w:sz w:val="24"/>
         </w:rPr>
-        <w:t>ик:</w:t>
-      </w:r>
-      <w:r>
-        <w:rPr>
-          <w:rFonts w:ascii="Times New Roman" w:hAnsi="Times New Roman"/>
-          <w:color w:val="FF0000"/>
-          <w:sz w:val="24"/>
-        </w:rPr>
-        <w:t xml:space="preserve"> </w:t>
-      </w:r>
-      <w:r>
-        <w:rPr>
-          <w:rFonts w:ascii="Times New Roman" w:hAnsi="Times New Roman"/>
-          <w:sz w:val="24"/>
-        </w:rPr>
-        <w:t>Сла́ва Тобі́, Хри́сте Бо́же, упова́ння на́ше, сла́ва Тобі́!</w:t>
+        <w:t>(3 р.)</w:t>
+      </w:r>
+      <w:r>
+        <w:rPr>
+          <w:rFonts w:ascii="Times New Roman" w:hAnsi="Times New Roman"/>
+          <w:sz w:val="24"/>
+        </w:rPr>
+        <w:t xml:space="preserve"> Благослови́.</w:t>
       </w:r>
     </w:p>
     <w:p>
@@ -55570,22 +51553,14 @@
           <w:color w:val="FF0000"/>
           <w:sz w:val="24"/>
         </w:rPr>
-        <w:t>Вірні:</w:t>
-      </w:r>
-      <w:r>
-        <w:rPr>
-          <w:rFonts w:ascii="Times New Roman" w:hAnsi="Times New Roman"/>
-          <w:color w:val="FF0000"/>
-          <w:sz w:val="24"/>
-        </w:rPr>
-        <w:t xml:space="preserve"> </w:t>
-      </w:r>
-      <w:r>
-        <w:rPr>
-          <w:rFonts w:ascii="Times New Roman" w:hAnsi="Times New Roman"/>
-          <w:sz w:val="24"/>
-        </w:rPr>
-        <w:t xml:space="preserve">Сла́ва Отцю́, і Си́ну, і Свято́му Ду́хові, і ни́ні, і повсякча́с, і на ві́ки вікі́в. Амі́нь. Го́споди, поми́луй. </w:t>
+        <w:t>Священник:</w:t>
+      </w:r>
+      <w:r>
+        <w:rPr>
+          <w:rFonts w:ascii="Times New Roman" w:hAnsi="Times New Roman"/>
+          <w:sz w:val="24"/>
+        </w:rPr>
+        <w:t xml:space="preserve"> Христос, істинний Бог наш - молитвами пречистої Своєї Матері, святих славних і всехвальних апостолів, святого отця нашого Миколая, архиєпископа Мир Ликійських, чудотворця, і святого, </w:t>
       </w:r>
       <w:r>
         <w:rPr>
@@ -55594,70 +51569,14 @@
           <w:color w:val="FF0000"/>
           <w:sz w:val="24"/>
         </w:rPr>
-        <w:t>(3 р.)</w:t>
-      </w:r>
-      <w:r>
-        <w:rPr>
-          <w:rFonts w:ascii="Times New Roman" w:hAnsi="Times New Roman"/>
-          <w:sz w:val="24"/>
-        </w:rPr>
-        <w:t xml:space="preserve"> Благослови́.</w:t>
-      </w:r>
-    </w:p>
-    <w:p>
-      <w:pPr>
-        <w:spacing w:after="120"/>
-        <w:jc w:val="both"/>
-        <w:rPr>
-          <w:rFonts w:ascii="Times New Roman" w:eastAsia="Times New Roman" w:hAnsi="Times New Roman" w:cs="Times New Roman"/>
-          <w:sz w:val="24"/>
-          <w:szCs w:val="24"/>
-        </w:rPr>
-      </w:pPr>
-      <w:r>
-        <w:rPr>
-          <w:rFonts w:ascii="Times New Roman" w:eastAsia="Times New Roman" w:hAnsi="Times New Roman" w:cs="Times New Roman"/>
-          <w:i/>
-          <w:color w:val="FF0000"/>
-          <w:sz w:val="24"/>
-          <w:szCs w:val="24"/>
-        </w:rPr>
-        <w:t>Священик:</w:t>
-      </w:r>
-      <w:r>
-        <w:rPr>
-          <w:rFonts w:ascii="Times New Roman" w:eastAsia="Times New Roman" w:hAnsi="Times New Roman" w:cs="Times New Roman"/>
-          <w:color w:val="FF0000"/>
-          <w:sz w:val="24"/>
-          <w:szCs w:val="24"/>
-        </w:rPr>
-        <w:t xml:space="preserve"> </w:t>
-      </w:r>
-      <w:r>
-        <w:rPr>
-          <w:rFonts w:ascii="Times New Roman" w:eastAsia="Times New Roman" w:hAnsi="Times New Roman" w:cs="Times New Roman"/>
-          <w:sz w:val="24"/>
-          <w:szCs w:val="24"/>
-        </w:rPr>
-        <w:t>Христос, істинний Бог наш, молитвами пречистої своєї Матері, чесного і славного пророка, предтечі і христителя Йоана, і святого (</w:t>
-      </w:r>
-      <w:r>
-        <w:rPr>
-          <w:rFonts w:ascii="Times New Roman" w:eastAsia="Times New Roman" w:hAnsi="Times New Roman" w:cs="Times New Roman"/>
-          <w:i/>
-          <w:color w:val="FF0000"/>
-          <w:sz w:val="24"/>
-          <w:szCs w:val="24"/>
-        </w:rPr>
-        <w:t>ім'я, якого є храм</w:t>
-      </w:r>
-      <w:r>
-        <w:rPr>
-          <w:rFonts w:ascii="Times New Roman" w:eastAsia="Times New Roman" w:hAnsi="Times New Roman" w:cs="Times New Roman"/>
-          <w:sz w:val="24"/>
-          <w:szCs w:val="24"/>
-        </w:rPr>
-        <w:t>), і святого отця нашого Сильвестра, папи Римського, і всіх святих, помилує і спасе нас, як благий і людинолюбний.</w:t>
+        <w:t>якого є храм</w:t>
+      </w:r>
+      <w:r>
+        <w:rPr>
+          <w:rFonts w:ascii="Times New Roman" w:hAnsi="Times New Roman"/>
+          <w:sz w:val="24"/>
+        </w:rPr>
+        <w:t>, і святого Сильвестра, папи Римського, і всіх святих - помилує і спасе нас як благий і людинолюбний.</w:t>
       </w:r>
     </w:p>
     <w:p>
